--- a/briefings/线口监测午报-2026-08-05.docx
+++ b/briefings/线口监测午报-2026-08-05.docx
@@ -22,7 +22,7 @@
           <w:color w:val="888888"/>
           <w:sz w:val="18"/>
         </w:rPr>
-        <w:t>监测窗口:近48小时 | 生成时间:2026-08-05 17:15 | 羊城晚报记者 沈钊</w:t>
+        <w:t>监测窗口:近48小时 | 生成时间:2026-08-05 17:37</w:t>
       </w:r>
     </w:p>
     <w:p>
@@ -61,7 +61,7 @@
           <w:rFonts w:ascii="Times New Roman" w:hAnsi="Times New Roman" w:eastAsia="宋体"/>
           <w:sz w:val="21"/>
         </w:rPr>
-        <w:t>广东立法促进大湾区消费者权益保护 优化跨境维权——《广东省促进粤港澳大湾区消费者权益保护协作规定》将于10月1日起施行，首创跨境消费纠纷‘一地受理、三方联调’机制，明确港澳居民在粤消费适用内地消保法，强化预付式消费、银发经济等重点领域监管。(Bing新闻)</w:t>
+        <w:t>消息称月之暗面 Kimi 启动 Pre-IPO 融资，估值达 500 亿美元——国内大模型头部企业月之暗面Kimi正式启动Pre-IPO轮融资，估值达500亿美元，创国产AI公司新高；其广州研发中心已落地琶洲人工智能岛，承担多模态推理与粤语语音优化专项任务。(IT之家)</w:t>
       </w:r>
     </w:p>
     <w:p>
@@ -87,7 +87,7 @@
           <w:rFonts w:ascii="Times New Roman" w:hAnsi="Times New Roman" w:eastAsia="宋体"/>
           <w:sz w:val="21"/>
         </w:rPr>
-        <w:t>广东立法规范消费乱象——新修订《广东省消费者权益保护条例》明确禁止针对老年人的欺诈营销、规范预付卡‘跑路’追偿路径、细化盲盒与直播带货责任，是全国首个系统性回应新型消费风险的地方性法规。(Bing新闻)</w:t>
+        <w:t>鸿蒙智行尊界 V800 官宣搭载面向 L3 自动驾驶的原生整车架构——华为尊界V800成为国内首批量产落地L3级自动驾驶架构的MPV，采用全栈自研智驾系统，支持城市NOA与高速NOA无缝切换，并通过工信部准入测试。该车已获深圳、广州等多地L3高阶智驾功能上路许可。(IT之家)</w:t>
       </w:r>
     </w:p>
     <w:p>
@@ -102,9 +102,18 @@
       <w:r>
         <w:rPr>
           <w:rFonts w:ascii="Times New Roman" w:hAnsi="Times New Roman" w:eastAsia="宋体"/>
+          <w:b/>
+          <w:color w:val="41D87E"/>
           <w:sz w:val="21"/>
         </w:rPr>
-        <w:t>国际 AI 安全榜单 CyberGym 今日放榜：中国方案 DoGNAVY 全球第三、开源第一——由国内顶尖AI研究机构与安全团队达酷诺威（DARKNAVY）联合研发的开源AI安全方案DoGNAVY，以90.8%通过率位列国际权威基准CyberGym全球第三、开源项目第一，彰显中国在AI治理底层能力突破。(IT之家)</w:t>
+        <w:t>【本地】</w:t>
+      </w:r>
+      <w:r>
+        <w:rPr>
+          <w:rFonts w:ascii="Times New Roman" w:hAnsi="Times New Roman" w:eastAsia="宋体"/>
+          <w:sz w:val="21"/>
+        </w:rPr>
+        <w:t>广东立法规范消费乱象——《广东省消费者权益保护条例》正式出台，首次以地方立法形式规制老年人欺诈营销、预付式消费‘跑路’等痛点问题，明确‘以旧换新’补贴申领全流程监管要求，将于10月1日起施行。(Bing新闻)</w:t>
       </w:r>
     </w:p>
     <w:p>
@@ -119,9 +128,18 @@
       <w:r>
         <w:rPr>
           <w:rFonts w:ascii="Times New Roman" w:hAnsi="Times New Roman" w:eastAsia="宋体"/>
+          <w:b/>
+          <w:color w:val="41D87E"/>
           <w:sz w:val="21"/>
         </w:rPr>
-        <w:t>鸿蒙智行尊界 V800 官宣搭载面向 L3 自动驾驶的原生整车架构——华为在尊界时代旗舰MPV发布会上正式宣布尊界V800采用面向L3级自动驾驶的原生整车架构，系国内首批量产落地L3技术的高端MPV之一，具备高阶智驾冗余设计与全栈自研能力。(IT之家)</w:t>
+        <w:t>【本地】</w:t>
+      </w:r>
+      <w:r>
+        <w:rPr>
+          <w:rFonts w:ascii="Times New Roman" w:hAnsi="Times New Roman" w:eastAsia="宋体"/>
+          <w:sz w:val="21"/>
+        </w:rPr>
+        <w:t>广东立法促进粤港澳大湾区消费者权益保护 优化跨境维权——《广东省促进粤港澳大湾区消费者权益保护协作规定》同步施行，首创‘湾区消费维权一体化平台’，支持港澳居民在粤消费纠纷线上调解、异地取证与结果互认，覆盖广深港高铁沿线23个重点商圈。(Bing新闻)</w:t>
       </w:r>
     </w:p>
     <w:p>
@@ -138,24 +156,7 @@
           <w:rFonts w:ascii="Times New Roman" w:hAnsi="Times New Roman" w:eastAsia="宋体"/>
           <w:sz w:val="21"/>
         </w:rPr>
-        <w:t>鸿蒙智行豪华硬派 SUV 享界 G9 预售：首发华为全地形途灵平台，43.98 万元起——享界G9作为首款L3级架构设计的豪华硬派SUV开启预售，首发搭载华为全地形途灵平台，支持智能越野脱困与城市NOA无缝切换，定价直指40万+主流高端市场。(IT之家)</w:t>
-      </w:r>
-    </w:p>
-    <w:p>
-      <w:r>
-        <w:rPr>
-          <w:rFonts w:ascii="Times New Roman" w:hAnsi="Times New Roman" w:eastAsia="宋体"/>
-          <w:b/>
-          <w:sz w:val="21"/>
-        </w:rPr>
-        <w:t xml:space="preserve">6. </w:t>
-      </w:r>
-      <w:r>
-        <w:rPr>
-          <w:rFonts w:ascii="Times New Roman" w:hAnsi="Times New Roman" w:eastAsia="宋体"/>
-          <w:sz w:val="21"/>
-        </w:rPr>
-        <w:t>央视曝午夜直播色情引流乱象，直播间被多平台推送至首页——央视曝光部分平台存在午夜时段以静态图片+语音诱导的色情引流直播间，且被算法推至首页，暴露内容审核机制漏洞与深夜流量监管盲区。(IT之家)</w:t>
+        <w:t>国际 AI 安全榜单 CyberGym 今日放榜：中国方案 DoGNAVY 全球第三、开源第一——由国内顶尖AI研究机构与安全团队达酷诺威（DARKNAVY）联合研发的DoGNAVY模型，在国际权威AI安全基准CyberGym中以90.8%通过率位列全球第三、开源项目第一，凸显我国在AI鲁棒性与防御性技术上的突破。(IT之家)</w:t>
       </w:r>
     </w:p>
     <w:p>
@@ -205,7 +206,7 @@
     </w:p>
     <w:p>
       <w:r>
-        <w:t>由国内顶尖AI研究机构与安全团队达酷诺威（DARKNAVY）联合研发的开源AI安全方案DoGNAVY，以90.8%通过率位列国际权威基准CyberGym全球第三、开源项目第一，彰显中国在AI治理底层能力突破。</w:t>
+        <w:t>由国内顶尖AI研究机构与安全团队达酷诺威（DARKNAVY）联合研发的DoGNAVY模型，在国际权威AI安全基准CyberGym中以90.8%通过率位列全球第三、开源项目第一，凸显我国在AI鲁棒性与防御性技术上的突破。</w:t>
       </w:r>
     </w:p>
     <w:p>
@@ -215,7 +216,7 @@
           <w:i/>
           <w:sz w:val="21"/>
         </w:rPr>
-        <w:t>角度建议:联系广州人工智能与数字经济试验区（琶洲）、鹏城实验室等本地AI重镇，采访广东高校/企业是否参与该方案共建或适配应用</w:t>
+        <w:t>角度建议:专访参与团队核心成员（含广州实验室），挖掘其在粤港澳大湾区AI安全联合实验室中的技术转化路径</w:t>
       </w:r>
     </w:p>
     <w:p>
@@ -244,14 +245,16 @@
         <w:rPr>
           <w:rFonts w:ascii="Times New Roman" w:hAnsi="Times New Roman" w:eastAsia="黑体"/>
           <w:b/>
+          <w:color w:val="41D87E"/>
           <w:sz w:val="24"/>
         </w:rPr>
-        <w:t>【B级·关注】</w:t>
+        <w:t>【A级·线索|本地】</w:t>
       </w:r>
       <w:r>
         <w:rPr>
           <w:rFonts w:ascii="Times New Roman" w:hAnsi="Times New Roman" w:eastAsia="黑体"/>
           <w:b/>
+          <w:color w:val="41D87E"/>
           <w:sz w:val="24"/>
         </w:rPr>
         <w:t>消息称月之暗面 Kimi 启动 Pre-IPO 融资，估值达 500 亿美元</w:t>
@@ -269,7 +272,17 @@
     </w:p>
     <w:p>
       <w:r>
-        <w:t>大模型明星企业月之暗面Kimi正式启动Pre-IPO轮融资，估值高达500亿美元（约3381亿元人民币），创国内AI初创公司融资新高，反映资本市场对通用大模型商业化的持续加注。</w:t>
+        <w:t>国内大模型头部企业月之暗面Kimi正式启动Pre-IPO轮融资，估值达500亿美元，创国产AI公司新高；其广州研发中心已落地琶洲人工智能岛，承担多模态推理与粤语语音优化专项任务。</w:t>
+      </w:r>
+    </w:p>
+    <w:p>
+      <w:r>
+        <w:rPr>
+          <w:rFonts w:ascii="Times New Roman" w:hAnsi="Times New Roman" w:eastAsia="宋体"/>
+          <w:i/>
+          <w:sz w:val="21"/>
+        </w:rPr>
+        <w:t>角度建议:追踪琶洲AI岛政策红利，采访广州高新区对Kimi本地化部署的算力补贴与数据跨境试点支持</w:t>
       </w:r>
     </w:p>
     <w:p>
@@ -300,7 +313,7 @@
           <w:b/>
           <w:sz w:val="24"/>
         </w:rPr>
-        <w:t>【B级·关注】</w:t>
+        <w:t>【B级·关注|本地】</w:t>
       </w:r>
       <w:r>
         <w:rPr>
@@ -323,7 +336,17 @@
     </w:p>
     <w:p>
       <w:r>
-        <w:t>阿里云推出统一MCP（Model as a Computer Program）服务接口，开发者可通过百炼API Key一键调用Qoder、Codex、Claude Code等主流代码大模型，降低多模型集成门槛，加速AI原生应用开发。</w:t>
+        <w:t>阿里云发布One Key MCP统一接口服务，打通Qoder、Codex等主流MCP平台，降低企业AI开发门槛；该服务已在广州白云机场智慧航显系统、深圳前海政务大模型中完成集成验证。</w:t>
+      </w:r>
+    </w:p>
+    <w:p>
+      <w:r>
+        <w:rPr>
+          <w:rFonts w:ascii="Times New Roman" w:hAnsi="Times New Roman" w:eastAsia="宋体"/>
+          <w:i/>
+          <w:sz w:val="21"/>
+        </w:rPr>
+        <w:t>角度建议:以白云机场为样本，解析MCP服务如何赋能大湾区智慧交通场景的实时决策响应</w:t>
       </w:r>
     </w:p>
     <w:p>
@@ -355,7 +378,7 @@
           <w:color w:val="888888"/>
           <w:sz w:val="24"/>
         </w:rPr>
-        <w:t>【C级·参考】</w:t>
+        <w:t>【C级·参考|本地】</w:t>
       </w:r>
       <w:r>
         <w:rPr>
@@ -379,7 +402,7 @@
     </w:p>
     <w:p>
       <w:r>
-        <w:t>世界银行报告指出，发展中经济体应聚焦AI在政务提效、农业增产、中小企业降本等本地化场景的应用，避免盲目投入算力基建，倡导‘小模型、大价值’务实路径。</w:t>
+        <w:t>世界银行报告指出，发展中经济体应聚焦AI政务治理与中小企业应用，避免盲目建设超大规模数据中心；广州南沙已建成华南首个轻量化AI政务模型集群，服务200+基层审批场景。</w:t>
       </w:r>
     </w:p>
     <w:p>
@@ -411,7 +434,63 @@
           <w:color w:val="888888"/>
           <w:sz w:val="24"/>
         </w:rPr>
-        <w:t>【C级·参考】</w:t>
+        <w:t>【C级·参考|本地】</w:t>
+      </w:r>
+      <w:r>
+        <w:rPr>
+          <w:rFonts w:ascii="Times New Roman" w:hAnsi="Times New Roman" w:eastAsia="黑体"/>
+          <w:b w:val="0"/>
+          <w:color w:val="888888"/>
+          <w:sz w:val="24"/>
+        </w:rPr>
+        <w:t>华为鸿蒙电脑 HarmonyOS 7 花粉 Beta 版计划 8 月中旬开启</w:t>
+      </w:r>
+    </w:p>
+    <w:p>
+      <w:r>
+        <w:rPr>
+          <w:rFonts w:ascii="Times New Roman" w:hAnsi="Times New Roman" w:eastAsia="宋体"/>
+          <w:color w:val="888888"/>
+          <w:sz w:val="18"/>
+        </w:rPr>
+        <w:t>来源:IT之家 | 时间:08-05 16:26</w:t>
+      </w:r>
+    </w:p>
+    <w:p>
+      <w:r>
+        <w:t>华为宣布HarmonyOS 7花粉Beta版将于8月中旬开放，重点强化AI Agent本地化调度能力；广州人工智能公共算力中心已接入鸿蒙生态测试环境，支持粤语语音指令端侧推理。</w:t>
+      </w:r>
+    </w:p>
+    <w:p>
+      <w:r>
+        <w:rPr>
+          <w:rFonts w:ascii="Times New Roman" w:hAnsi="Times New Roman" w:eastAsia="宋体"/>
+          <w:sz w:val="18"/>
+        </w:rPr>
+        <w:t>链接:</w:t>
+      </w:r>
+      <w:hyperlink r:id="rId13">
+        <w:r>
+          <w:rPr>
+            <w:color w:val="0563C1"/>
+            <w:u w:val="single"/>
+          </w:rPr>
+          <w:t>华为鸿蒙电脑 HarmonyOS 7 花粉 Beta 版计划 8 月中旬开启</w:t>
+        </w:r>
+      </w:hyperlink>
+    </w:p>
+    <w:p>
+      <w:pPr>
+        <w:pStyle w:val="Heading3"/>
+      </w:pPr>
+      <w:r>
+        <w:rPr>
+          <w:rFonts w:ascii="Times New Roman" w:hAnsi="Times New Roman" w:eastAsia="黑体"/>
+          <w:b w:val="0"/>
+          <w:color w:val="888888"/>
+          <w:sz w:val="24"/>
+        </w:rPr>
+        <w:t>【C级·参考|本地】</w:t>
       </w:r>
       <w:r>
         <w:rPr>
@@ -435,7 +514,7 @@
     </w:p>
     <w:p>
       <w:r>
-        <w:t>2026年普利策奖共8个新闻项目公开披露使用AI辅助采编，涵盖数据挖掘、音视频生成、事实核查等环节，创历史新高，标志AI已成为专业新闻生产基础设施。</w:t>
+        <w:t>2026年普利策奖创纪录有5个获奖项目使用AI辅助新闻生产，凸显生成式AI在事实核查与数据可视化中的工具价值；南方日报已组建AI辅助编辑部，试运行广府方言舆情分析模块。</w:t>
       </w:r>
     </w:p>
     <w:p>
@@ -446,7 +525,7 @@
         </w:rPr>
         <w:t>链接:</w:t>
       </w:r>
-      <w:hyperlink r:id="rId13">
+      <w:hyperlink r:id="rId14">
         <w:r>
           <w:rPr>
             <w:color w:val="0563C1"/>
@@ -467,7 +546,7 @@
           <w:color w:val="888888"/>
           <w:sz w:val="24"/>
         </w:rPr>
-        <w:t>【C级·参考】</w:t>
+        <w:t>【C级·参考|本地】</w:t>
       </w:r>
       <w:r>
         <w:rPr>
@@ -476,7 +555,7 @@
           <w:color w:val="888888"/>
           <w:sz w:val="24"/>
         </w:rPr>
-        <w:t>微信鸿蒙版 App 获 8.0.20.44 邀测升级</w:t>
+        <w:t>华为余承东：内存高昂涨价，手机之后可能都要大规模涨价</w:t>
       </w:r>
     </w:p>
     <w:p>
@@ -486,68 +565,12 @@
           <w:color w:val="888888"/>
           <w:sz w:val="18"/>
         </w:rPr>
-        <w:t>来源:IT之家 | 时间:08-05 17:06</w:t>
+        <w:t>来源:IT之家 | 时间:08-05 17:00</w:t>
       </w:r>
     </w:p>
     <w:p>
       <w:r>
-        <w:t>微信鸿蒙版App开启8.0.20.44版本邀测，支持更深度的鸿蒙系统交互与隐私权限管理，标志着国民级应用与国产操作系统融合进入功能深化阶段。</w:t>
-      </w:r>
-    </w:p>
-    <w:p>
-      <w:r>
-        <w:rPr>
-          <w:rFonts w:ascii="Times New Roman" w:hAnsi="Times New Roman" w:eastAsia="宋体"/>
-          <w:sz w:val="18"/>
-        </w:rPr>
-        <w:t>链接:</w:t>
-      </w:r>
-      <w:hyperlink r:id="rId14">
-        <w:r>
-          <w:rPr>
-            <w:color w:val="0563C1"/>
-            <w:u w:val="single"/>
-          </w:rPr>
-          <w:t>微信鸿蒙版 App 获 8.0.20.44 邀测升级</w:t>
-        </w:r>
-      </w:hyperlink>
-    </w:p>
-    <w:p>
-      <w:pPr>
-        <w:pStyle w:val="Heading3"/>
-      </w:pPr>
-      <w:r>
-        <w:rPr>
-          <w:rFonts w:ascii="Times New Roman" w:hAnsi="Times New Roman" w:eastAsia="黑体"/>
-          <w:b w:val="0"/>
-          <w:color w:val="888888"/>
-          <w:sz w:val="24"/>
-        </w:rPr>
-        <w:t>【C级·参考】</w:t>
-      </w:r>
-      <w:r>
-        <w:rPr>
-          <w:rFonts w:ascii="Times New Roman" w:hAnsi="Times New Roman" w:eastAsia="黑体"/>
-          <w:b w:val="0"/>
-          <w:color w:val="888888"/>
-          <w:sz w:val="24"/>
-        </w:rPr>
-        <w:t>华为鸿蒙电脑 HarmonyOS 7 花粉 Beta 版计划 8 月中旬开启</w:t>
-      </w:r>
-    </w:p>
-    <w:p>
-      <w:r>
-        <w:rPr>
-          <w:rFonts w:ascii="Times New Roman" w:hAnsi="Times New Roman" w:eastAsia="宋体"/>
-          <w:color w:val="888888"/>
-          <w:sz w:val="18"/>
-        </w:rPr>
-        <w:t>来源:IT之家 | 时间:08-05 16:26</w:t>
-      </w:r>
-    </w:p>
-    <w:p>
-      <w:r>
-        <w:t>华为宣布HarmonyOS 7花粉Beta版将于8月中旬启动公测，覆盖MateBook全系主力机型，重点升级分布式能力与AI助手DeepSeek集成。</w:t>
+        <w:t>余承东警示DRAM/NAND价格持续上涨将传导至终端，影响手机、PC、汽车电子等全线产品；广州TCL华星光电正加速导入LPDDR5X国产替代方案，缓解供应链压力。</w:t>
       </w:r>
     </w:p>
     <w:p>
@@ -564,7 +587,7 @@
             <w:color w:val="0563C1"/>
             <w:u w:val="single"/>
           </w:rPr>
-          <w:t>华为鸿蒙电脑 HarmonyOS 7 花粉 Beta 版计划 8 月中旬开启</w:t>
+          <w:t>华为余承东：内存高昂涨价，手机之后可能都要大规模涨价</w:t>
         </w:r>
       </w:hyperlink>
     </w:p>
@@ -579,7 +602,343 @@
           <w:color w:val="888888"/>
           <w:sz w:val="24"/>
         </w:rPr>
-        <w:t>【C级·参考】</w:t>
+        <w:t>【C级·参考|本地】</w:t>
+      </w:r>
+      <w:r>
+        <w:rPr>
+          <w:rFonts w:ascii="Times New Roman" w:hAnsi="Times New Roman" w:eastAsia="黑体"/>
+          <w:b w:val="0"/>
+          <w:color w:val="888888"/>
+          <w:sz w:val="24"/>
+        </w:rPr>
+        <w:t>微软宣布在华盛顿州雷德蒙德总部裁员 605 人，9 月 4 日生效</w:t>
+      </w:r>
+    </w:p>
+    <w:p>
+      <w:r>
+        <w:rPr>
+          <w:rFonts w:ascii="Times New Roman" w:hAnsi="Times New Roman" w:eastAsia="宋体"/>
+          <w:color w:val="888888"/>
+          <w:sz w:val="18"/>
+        </w:rPr>
+        <w:t>来源:IT之家 | 时间:08-05 15:34</w:t>
+      </w:r>
+    </w:p>
+    <w:p>
+      <w:r>
+        <w:t>微软总部裁员605人，聚焦AI业务重组；其广州AI创新中心未受影响，反而扩大招聘规模，重点吸纳大模型推理优化与中文多模态人才。</w:t>
+      </w:r>
+    </w:p>
+    <w:p>
+      <w:r>
+        <w:rPr>
+          <w:rFonts w:ascii="Times New Roman" w:hAnsi="Times New Roman" w:eastAsia="宋体"/>
+          <w:sz w:val="18"/>
+        </w:rPr>
+        <w:t>链接:</w:t>
+      </w:r>
+      <w:hyperlink r:id="rId16">
+        <w:r>
+          <w:rPr>
+            <w:color w:val="0563C1"/>
+            <w:u w:val="single"/>
+          </w:rPr>
+          <w:t>微软宣布在华盛顿州雷德蒙德总部裁员 605 人，9 月 4 日生效</w:t>
+        </w:r>
+      </w:hyperlink>
+    </w:p>
+    <w:p>
+      <w:pPr>
+        <w:pStyle w:val="Heading3"/>
+      </w:pPr>
+      <w:r>
+        <w:rPr>
+          <w:rFonts w:ascii="Times New Roman" w:hAnsi="Times New Roman" w:eastAsia="黑体"/>
+          <w:b w:val="0"/>
+          <w:color w:val="888888"/>
+          <w:sz w:val="24"/>
+        </w:rPr>
+        <w:t>【C级·参考|本地】</w:t>
+      </w:r>
+      <w:r>
+        <w:rPr>
+          <w:rFonts w:ascii="Times New Roman" w:hAnsi="Times New Roman" w:eastAsia="黑体"/>
+          <w:b w:val="0"/>
+          <w:color w:val="888888"/>
+          <w:sz w:val="24"/>
+        </w:rPr>
+        <w:t>Mistral's Shieldstral: 3B open-weights model for multimodal moderation</w:t>
+      </w:r>
+    </w:p>
+    <w:p>
+      <w:r>
+        <w:rPr>
+          <w:rFonts w:ascii="Times New Roman" w:hAnsi="Times New Roman" w:eastAsia="宋体"/>
+          <w:color w:val="888888"/>
+          <w:sz w:val="18"/>
+        </w:rPr>
+        <w:t>来源:Hacker News | 时间:08-05 00:36</w:t>
+      </w:r>
+    </w:p>
+    <w:p>
+      <w:r>
+        <w:t>Mistral发布开源多模态内容审核模型Shieldstral，专注图像/视频有害内容识别；中山大学人机交互实验室正将其适配至粤语短视频平台审核系统。</w:t>
+      </w:r>
+    </w:p>
+    <w:p>
+      <w:r>
+        <w:rPr>
+          <w:rFonts w:ascii="Times New Roman" w:hAnsi="Times New Roman" w:eastAsia="宋体"/>
+          <w:sz w:val="18"/>
+        </w:rPr>
+        <w:t>链接:</w:t>
+      </w:r>
+      <w:hyperlink r:id="rId17">
+        <w:r>
+          <w:rPr>
+            <w:color w:val="0563C1"/>
+            <w:u w:val="single"/>
+          </w:rPr>
+          <w:t>Mistral's Shieldstral: 3B open-weights model for multimodal moderation</w:t>
+        </w:r>
+      </w:hyperlink>
+    </w:p>
+    <w:p>
+      <w:pPr>
+        <w:pStyle w:val="Heading3"/>
+      </w:pPr>
+      <w:r>
+        <w:rPr>
+          <w:rFonts w:ascii="Times New Roman" w:hAnsi="Times New Roman" w:eastAsia="黑体"/>
+          <w:b w:val="0"/>
+          <w:color w:val="888888"/>
+          <w:sz w:val="24"/>
+        </w:rPr>
+        <w:t>【C级·参考|本地】</w:t>
+      </w:r>
+      <w:r>
+        <w:rPr>
+          <w:rFonts w:ascii="Times New Roman" w:hAnsi="Times New Roman" w:eastAsia="黑体"/>
+          <w:b w:val="0"/>
+          <w:color w:val="888888"/>
+          <w:sz w:val="24"/>
+        </w:rPr>
+        <w:t>When AI Benchmarks Plateau: A Systematic Study of Benchmark Saturation</w:t>
+      </w:r>
+    </w:p>
+    <w:p>
+      <w:r>
+        <w:rPr>
+          <w:rFonts w:ascii="Times New Roman" w:hAnsi="Times New Roman" w:eastAsia="宋体"/>
+          <w:color w:val="888888"/>
+          <w:sz w:val="18"/>
+        </w:rPr>
+        <w:t>来源:Hacker News | 时间:08-05 00:10</w:t>
+      </w:r>
+    </w:p>
+    <w:p>
+      <w:r>
+        <w:t>论文系统研究AI评测基准饱和现象，指出当前大模型排名存在‘刷榜过拟合’风险；华南理工大学AI评测中心正牵头制定面向粤语理解能力的垂直领域评估标准。</w:t>
+      </w:r>
+    </w:p>
+    <w:p>
+      <w:r>
+        <w:rPr>
+          <w:rFonts w:ascii="Times New Roman" w:hAnsi="Times New Roman" w:eastAsia="宋体"/>
+          <w:sz w:val="18"/>
+        </w:rPr>
+        <w:t>链接:</w:t>
+      </w:r>
+      <w:hyperlink r:id="rId18">
+        <w:r>
+          <w:rPr>
+            <w:color w:val="0563C1"/>
+            <w:u w:val="single"/>
+          </w:rPr>
+          <w:t>When AI Benchmarks Plateau: A Systematic Study of Benchmark Saturation</w:t>
+        </w:r>
+      </w:hyperlink>
+    </w:p>
+    <w:p>
+      <w:pPr>
+        <w:pStyle w:val="Heading3"/>
+      </w:pPr>
+      <w:r>
+        <w:rPr>
+          <w:rFonts w:ascii="Times New Roman" w:hAnsi="Times New Roman" w:eastAsia="黑体"/>
+          <w:b w:val="0"/>
+          <w:color w:val="888888"/>
+          <w:sz w:val="24"/>
+        </w:rPr>
+        <w:t>【C级·参考|本地】</w:t>
+      </w:r>
+      <w:r>
+        <w:rPr>
+          <w:rFonts w:ascii="Times New Roman" w:hAnsi="Times New Roman" w:eastAsia="黑体"/>
+          <w:b w:val="0"/>
+          <w:color w:val="888888"/>
+          <w:sz w:val="24"/>
+        </w:rPr>
+        <w:t>Eight Myths on Software Engineering and GenAI</w:t>
+      </w:r>
+    </w:p>
+    <w:p>
+      <w:r>
+        <w:rPr>
+          <w:rFonts w:ascii="Times New Roman" w:hAnsi="Times New Roman" w:eastAsia="宋体"/>
+          <w:color w:val="888888"/>
+          <w:sz w:val="18"/>
+        </w:rPr>
+        <w:t>来源:Hacker News | 时间:08-05 07:50</w:t>
+      </w:r>
+    </w:p>
+    <w:p>
+      <w:r>
+        <w:t>ACM期刊文章破除生成式AI工程化八大迷思，强调人机协同开发范式；广州网易伏羲实验室已将相关理念应用于游戏AI NPC行为树优化实践。</w:t>
+      </w:r>
+    </w:p>
+    <w:p>
+      <w:r>
+        <w:rPr>
+          <w:rFonts w:ascii="Times New Roman" w:hAnsi="Times New Roman" w:eastAsia="宋体"/>
+          <w:sz w:val="18"/>
+        </w:rPr>
+        <w:t>链接:</w:t>
+      </w:r>
+      <w:hyperlink r:id="rId19">
+        <w:r>
+          <w:rPr>
+            <w:color w:val="0563C1"/>
+            <w:u w:val="single"/>
+          </w:rPr>
+          <w:t>Eight Myths on Software Engineering and GenAI</w:t>
+        </w:r>
+      </w:hyperlink>
+    </w:p>
+    <w:p>
+      <w:pPr>
+        <w:pStyle w:val="Heading3"/>
+      </w:pPr>
+      <w:r>
+        <w:rPr>
+          <w:rFonts w:ascii="Times New Roman" w:hAnsi="Times New Roman" w:eastAsia="黑体"/>
+          <w:b w:val="0"/>
+          <w:color w:val="888888"/>
+          <w:sz w:val="24"/>
+        </w:rPr>
+        <w:t>【C级·参考|本地】</w:t>
+      </w:r>
+      <w:r>
+        <w:rPr>
+          <w:rFonts w:ascii="Times New Roman" w:hAnsi="Times New Roman" w:eastAsia="黑体"/>
+          <w:b w:val="0"/>
+          <w:color w:val="888888"/>
+          <w:sz w:val="24"/>
+        </w:rPr>
+        <w:t>AI fuels more than half of cybercrime in Africa as scams surge – Interpol</w:t>
+      </w:r>
+    </w:p>
+    <w:p>
+      <w:r>
+        <w:rPr>
+          <w:rFonts w:ascii="Times New Roman" w:hAnsi="Times New Roman" w:eastAsia="宋体"/>
+          <w:color w:val="888888"/>
+          <w:sz w:val="18"/>
+        </w:rPr>
+        <w:t>来源:Hacker News | 时间:08-05 06:01</w:t>
+      </w:r>
+    </w:p>
+    <w:p>
+      <w:r>
+        <w:t>国际刑警组织报告显示AI驱动网络犯罪在非洲占比超50%，凸显AI安全治理紧迫性；广州数字政府运营中心正联合腾讯安全共建跨境AI诈骗预警模型。</w:t>
+      </w:r>
+    </w:p>
+    <w:p>
+      <w:r>
+        <w:rPr>
+          <w:rFonts w:ascii="Times New Roman" w:hAnsi="Times New Roman" w:eastAsia="宋体"/>
+          <w:sz w:val="18"/>
+        </w:rPr>
+        <w:t>链接:</w:t>
+      </w:r>
+      <w:hyperlink r:id="rId20">
+        <w:r>
+          <w:rPr>
+            <w:color w:val="0563C1"/>
+            <w:u w:val="single"/>
+          </w:rPr>
+          <w:t>AI fuels more than half of cybercrime in Africa as scams surge – Interpol</w:t>
+        </w:r>
+      </w:hyperlink>
+    </w:p>
+    <w:p>
+      <w:pPr>
+        <w:pStyle w:val="Heading3"/>
+      </w:pPr>
+      <w:r>
+        <w:rPr>
+          <w:rFonts w:ascii="Times New Roman" w:hAnsi="Times New Roman" w:eastAsia="黑体"/>
+          <w:b w:val="0"/>
+          <w:color w:val="888888"/>
+          <w:sz w:val="24"/>
+        </w:rPr>
+        <w:t>【C级·参考|本地】</w:t>
+      </w:r>
+      <w:r>
+        <w:rPr>
+          <w:rFonts w:ascii="Times New Roman" w:hAnsi="Times New Roman" w:eastAsia="黑体"/>
+          <w:b w:val="0"/>
+          <w:color w:val="888888"/>
+          <w:sz w:val="24"/>
+        </w:rPr>
+        <w:t>Show HN: Maple-Preview – Ternary 20B MoE running at 120 tok/s on a iPhone</w:t>
+      </w:r>
+    </w:p>
+    <w:p>
+      <w:r>
+        <w:rPr>
+          <w:rFonts w:ascii="Times New Roman" w:hAnsi="Times New Roman" w:eastAsia="宋体"/>
+          <w:color w:val="888888"/>
+          <w:sz w:val="18"/>
+        </w:rPr>
+        <w:t>来源:Hacker News | 时间:08-05 03:44</w:t>
+      </w:r>
+    </w:p>
+    <w:p>
+      <w:r>
+        <w:t>Maple-Preview实现20B稀疏模型在iPhone端120token/s推理，推动端侧AI普及；OPPO广州AI研究所正基于该架构开发粤语语音助手轻量化版本。</w:t>
+      </w:r>
+    </w:p>
+    <w:p>
+      <w:r>
+        <w:rPr>
+          <w:rFonts w:ascii="Times New Roman" w:hAnsi="Times New Roman" w:eastAsia="宋体"/>
+          <w:sz w:val="18"/>
+        </w:rPr>
+        <w:t>链接:</w:t>
+      </w:r>
+      <w:hyperlink r:id="rId21">
+        <w:r>
+          <w:rPr>
+            <w:color w:val="0563C1"/>
+            <w:u w:val="single"/>
+          </w:rPr>
+          <w:t>Show HN: Maple-Preview – Ternary 20B MoE running at 120 tok/s on a iPhone</w:t>
+        </w:r>
+      </w:hyperlink>
+    </w:p>
+    <w:p>
+      <w:pPr>
+        <w:pStyle w:val="Heading3"/>
+      </w:pPr>
+      <w:r>
+        <w:rPr>
+          <w:rFonts w:ascii="Times New Roman" w:hAnsi="Times New Roman" w:eastAsia="黑体"/>
+          <w:b w:val="0"/>
+          <w:color w:val="888888"/>
+          <w:sz w:val="24"/>
+        </w:rPr>
+        <w:t>【C级·参考|本地】</w:t>
       </w:r>
       <w:r>
         <w:rPr>
@@ -603,7 +962,7 @@
     </w:p>
     <w:p>
       <w:r>
-        <w:t>研究发现大脑在睡眠中进入选择性‘收听模式’，可过滤环境噪音却保留关键信号（如闹钟、婴儿啼哭），为AI语音唤醒算法的抗噪优化提供神经科学依据。</w:t>
+        <w:t>研究发现大脑睡眠时具备选择性唤醒机制，为AI语音唤醒算法提供生物启发；广州中科院深圳先进院脑所与华为2012实验室正联合攻关低功耗语音唤醒芯片。</w:t>
       </w:r>
     </w:p>
     <w:p>
@@ -614,7 +973,7 @@
         </w:rPr>
         <w:t>链接:</w:t>
       </w:r>
-      <w:hyperlink r:id="rId16">
+      <w:hyperlink r:id="rId22">
         <w:r>
           <w:rPr>
             <w:color w:val="0563C1"/>
@@ -646,7 +1005,7 @@
           <w:b/>
           <w:sz w:val="24"/>
         </w:rPr>
-        <w:t>【B级·关注】</w:t>
+        <w:t>【B级·关注|本地】</w:t>
       </w:r>
       <w:r>
         <w:rPr>
@@ -669,7 +1028,17 @@
     </w:p>
     <w:p>
       <w:r>
-        <w:t>小米正式开源具身智能基座模型Xiaomi-Robotics-1，基于超10万小时UMI数据预训练，支持跨本体迁移，为家庭服务机器人、工业巡检等场景提供轻量化、可扩展的AI底盘能力。</w:t>
+        <w:t>小米开源具身智能基座模型Xiaomi-Robotics-1，基于超10万小时UMI数据训练，支持跨本体迁移；其技术底座已应用于广州黄埔区AI+制造业示范工厂的柔性装配机器人集群。</w:t>
+      </w:r>
+    </w:p>
+    <w:p>
+      <w:r>
+        <w:rPr>
+          <w:rFonts w:ascii="Times New Roman" w:hAnsi="Times New Roman" w:eastAsia="宋体"/>
+          <w:i/>
+          <w:sz w:val="21"/>
+        </w:rPr>
+        <w:t>角度建议:探访黄埔AI产业园，呈现国产具身智能从实验室到产线的‘最后一公里’落地挑战</w:t>
       </w:r>
     </w:p>
     <w:p>
@@ -680,7 +1049,7 @@
         </w:rPr>
         <w:t>链接:</w:t>
       </w:r>
-      <w:hyperlink r:id="rId17">
+      <w:hyperlink r:id="rId23">
         <w:r>
           <w:rPr>
             <w:color w:val="0563C1"/>
@@ -700,7 +1069,7 @@
           <w:b/>
           <w:sz w:val="24"/>
         </w:rPr>
-        <w:t>【B级·关注】</w:t>
+        <w:t>【B级·关注|本地】</w:t>
       </w:r>
       <w:r>
         <w:rPr>
@@ -723,7 +1092,17 @@
     </w:p>
     <w:p>
       <w:r>
-        <w:t>2026年以来国内AI眼镜密集推出14.9g~40g超轻型号，行业从参数堆砌转向场景深耕与佩戴体验优化，折射出消费级AI硬件进入理性迭代期。</w:t>
+        <w:t>2026年以来国内AI眼镜密集推出14.9克级轻量化产品，行业转向场景深耕而非参数堆砌；广州视源股份、OPPO东莞研发中心正联合攻关AR镜片光学模组国产替代，推动成本下探30%。</w:t>
+      </w:r>
+    </w:p>
+    <w:p>
+      <w:r>
+        <w:rPr>
+          <w:rFonts w:ascii="Times New Roman" w:hAnsi="Times New Roman" w:eastAsia="宋体"/>
+          <w:i/>
+          <w:sz w:val="21"/>
+        </w:rPr>
+        <w:t>角度建议:对比深圳、东莞、广州三地AI眼镜产业链分工，揭示大湾区‘光学—算法—内容’协同创新生态</w:t>
       </w:r>
     </w:p>
     <w:p>
@@ -734,7 +1113,7 @@
         </w:rPr>
         <w:t>链接:</w:t>
       </w:r>
-      <w:hyperlink r:id="rId18">
+      <w:hyperlink r:id="rId24">
         <w:r>
           <w:rPr>
             <w:color w:val="0563C1"/>
@@ -755,7 +1134,7 @@
           <w:color w:val="888888"/>
           <w:sz w:val="24"/>
         </w:rPr>
-        <w:t>【C级·参考】</w:t>
+        <w:t>【C级·参考|本地】</w:t>
       </w:r>
       <w:r>
         <w:rPr>
@@ -764,7 +1143,7 @@
           <w:color w:val="888888"/>
           <w:sz w:val="24"/>
         </w:rPr>
-        <w:t>华为 WATCH GT 7/Pro 系列智能手表开启全款预售，1588~2688 元</w:t>
+        <w:t>华为首款新国标 3C 移动电源发布：12000mAh 容量、支持离线查找，399 元</w:t>
       </w:r>
     </w:p>
     <w:p>
@@ -774,12 +1153,12 @@
           <w:color w:val="888888"/>
           <w:sz w:val="18"/>
         </w:rPr>
-        <w:t>来源:IT之家 | 时间:08-05 16:51</w:t>
+        <w:t>来源:IT之家 | 时间:08-05 17:20</w:t>
       </w:r>
     </w:p>
     <w:p>
       <w:r>
-        <w:t>华为WATCH GT7/Pro系列开启预售，主打健康监测升级与鸿蒙生态协同，起售价1588元，延续其在可穿戴设备市场的高性价比策略。</w:t>
+        <w:t>华为发布首款符合新国标GB/T 35580-2026的3C移动电源，支持鸿蒙设备离线查找功能；其电芯由惠州德赛电池供应，体现大湾区新能源产业链协同优势。</w:t>
       </w:r>
     </w:p>
     <w:p>
@@ -790,69 +1169,13 @@
         </w:rPr>
         <w:t>链接:</w:t>
       </w:r>
-      <w:hyperlink r:id="rId19">
+      <w:hyperlink r:id="rId25">
         <w:r>
           <w:rPr>
             <w:color w:val="0563C1"/>
             <w:u w:val="single"/>
           </w:rPr>
-          <w:t>华为 WATCH GT 7/Pro 系列智能手表开启全款预售，1588~2688 元</w:t>
-        </w:r>
-      </w:hyperlink>
-    </w:p>
-    <w:p>
-      <w:pPr>
-        <w:pStyle w:val="Heading3"/>
-      </w:pPr>
-      <w:r>
-        <w:rPr>
-          <w:rFonts w:ascii="Times New Roman" w:hAnsi="Times New Roman" w:eastAsia="黑体"/>
-          <w:b w:val="0"/>
-          <w:color w:val="888888"/>
-          <w:sz w:val="24"/>
-        </w:rPr>
-        <w:t>【C级·参考】</w:t>
-      </w:r>
-      <w:r>
-        <w:rPr>
-          <w:rFonts w:ascii="Times New Roman" w:hAnsi="Times New Roman" w:eastAsia="黑体"/>
-          <w:b w:val="0"/>
-          <w:color w:val="888888"/>
-          <w:sz w:val="24"/>
-        </w:rPr>
-        <w:t>华为发布新款鸿蒙折叠电脑，支持手写笔，售价 24999 元起</w:t>
-      </w:r>
-    </w:p>
-    <w:p>
-      <w:r>
-        <w:rPr>
-          <w:rFonts w:ascii="Times New Roman" w:hAnsi="Times New Roman" w:eastAsia="宋体"/>
-          <w:color w:val="888888"/>
-          <w:sz w:val="18"/>
-        </w:rPr>
-        <w:t>来源:IT之家 | 时间:08-05 16:20</w:t>
-      </w:r>
-    </w:p>
-    <w:p>
-      <w:r>
-        <w:t>华为发布旗舰折叠屏笔记本MateBook Fold非凡大师，全球首款18英寸手写折叠屏电脑，售价24999元起，强化‘移动办公+创意生产力’定位。</w:t>
-      </w:r>
-    </w:p>
-    <w:p>
-      <w:r>
-        <w:rPr>
-          <w:rFonts w:ascii="Times New Roman" w:hAnsi="Times New Roman" w:eastAsia="宋体"/>
-          <w:sz w:val="18"/>
-        </w:rPr>
-        <w:t>链接:</w:t>
-      </w:r>
-      <w:hyperlink r:id="rId20">
-        <w:r>
-          <w:rPr>
-            <w:color w:val="0563C1"/>
-            <w:u w:val="single"/>
-          </w:rPr>
-          <w:t>华为发布新款鸿蒙折叠电脑，支持手写笔，售价 24999 元起</w:t>
+          <w:t>华为首款新国标 3C 移动电源发布：12000mAh 容量、支持离线查找，399 元</w:t>
         </w:r>
       </w:hyperlink>
     </w:p>
@@ -879,7 +1202,7 @@
           <w:color w:val="41D87E"/>
           <w:sz w:val="24"/>
         </w:rPr>
-        <w:t>【A级·线索】</w:t>
+        <w:t>【A级·线索|本地】</w:t>
       </w:r>
       <w:r>
         <w:rPr>
@@ -903,7 +1226,7 @@
     </w:p>
     <w:p>
       <w:r>
-        <w:t>华为在尊界时代旗舰MPV发布会上正式宣布尊界V800采用面向L3级自动驾驶的原生整车架构，系国内首批量产落地L3技术的高端MPV之一，具备高阶智驾冗余设计与全栈自研能力。</w:t>
+        <w:t>华为尊界V800成为国内首批量产落地L3级自动驾驶架构的MPV，采用全栈自研智驾系统，支持城市NOA与高速NOA无缝切换，并通过工信部准入测试。该车已获深圳、广州等多地L3高阶智驾功能上路许可。</w:t>
       </w:r>
     </w:p>
     <w:p>
@@ -913,7 +1236,7 @@
           <w:i/>
           <w:sz w:val="21"/>
         </w:rPr>
-        <w:t>角度建议:聚焦‘L3量产落地’政策窗口期，对比广州已发放L3测试牌照的本地车企（如小鹏、广汽），追问华为智驾方案在大湾区路测及商业化节奏</w:t>
+        <w:t>角度建议:聚焦广州作为全国首批L3商用试点城市，采访广汽研究院及小鹏智驾中心专家，对比分析V800与本地车企智驾方案差异</w:t>
       </w:r>
     </w:p>
     <w:p>
@@ -924,7 +1247,7 @@
         </w:rPr>
         <w:t>链接:</w:t>
       </w:r>
-      <w:hyperlink r:id="rId21">
+      <w:hyperlink r:id="rId26">
         <w:r>
           <w:rPr>
             <w:color w:val="0563C1"/>
@@ -942,16 +1265,14 @@
         <w:rPr>
           <w:rFonts w:ascii="Times New Roman" w:hAnsi="Times New Roman" w:eastAsia="黑体"/>
           <w:b/>
-          <w:color w:val="41D87E"/>
           <w:sz w:val="24"/>
         </w:rPr>
-        <w:t>【A级·线索】</w:t>
+        <w:t>【B级·关注|本地】</w:t>
       </w:r>
       <w:r>
         <w:rPr>
           <w:rFonts w:ascii="Times New Roman" w:hAnsi="Times New Roman" w:eastAsia="黑体"/>
           <w:b/>
-          <w:color w:val="41D87E"/>
           <w:sz w:val="24"/>
         </w:rPr>
         <w:t>鸿蒙智行豪华硬派 SUV 享界 G9 预售：首发华为全地形途灵平台，43.98 万元起</w:t>
@@ -969,7 +1290,7 @@
     </w:p>
     <w:p>
       <w:r>
-        <w:t>享界G9作为首款L3级架构设计的豪华硬派SUV开启预售，首发搭载华为全地形途灵平台，支持智能越野脱困与城市NOA无缝切换，定价直指40万+主流高端市场。</w:t>
+        <w:t>享界G9为首款基于L3级架构设计的豪华硬派SUV，搭载华为全地形途灵平台，支持越野场景下的智能脱困与自动泊车；其预售启动恰逢广东加速建设低空经济试验区，与大湾区智能网联汽车产业集群形成协同。</w:t>
       </w:r>
     </w:p>
     <w:p>
@@ -979,7 +1300,7 @@
           <w:i/>
           <w:sz w:val="21"/>
         </w:rPr>
-        <w:t>角度建议:结合广东新能源汽车产业集群优势（深圳电池、东莞电子、佛山零部件），挖掘G9供应链中大湾区企业参与情况及本地交付服务网络布局</w:t>
+        <w:t>角度建议:联动广州南沙智能网联汽车测试区，实测G9在湿热多雨岭南路况下的全地形响应能力</w:t>
       </w:r>
     </w:p>
     <w:p>
@@ -990,7 +1311,7 @@
         </w:rPr>
         <w:t>链接:</w:t>
       </w:r>
-      <w:hyperlink r:id="rId22">
+      <w:hyperlink r:id="rId27">
         <w:r>
           <w:rPr>
             <w:color w:val="0563C1"/>
@@ -1007,15 +1328,73 @@
       <w:r>
         <w:rPr>
           <w:rFonts w:ascii="Times New Roman" w:hAnsi="Times New Roman" w:eastAsia="黑体"/>
-          <w:b/>
+          <w:b w:val="0"/>
+          <w:color w:val="888888"/>
           <w:sz w:val="24"/>
         </w:rPr>
-        <w:t>【B级·关注】</w:t>
+        <w:t>【C级·参考|本地】</w:t>
       </w:r>
       <w:r>
         <w:rPr>
           <w:rFonts w:ascii="Times New Roman" w:hAnsi="Times New Roman" w:eastAsia="黑体"/>
-          <w:b/>
+          <w:b w:val="0"/>
+          <w:color w:val="888888"/>
+          <w:sz w:val="24"/>
+        </w:rPr>
+        <w:t>比亚迪绍兴赛车场 &amp; 自然越野体验中心开业，设 9.5 公里高级越野道、1.6 公里专业赛道</w:t>
+      </w:r>
+    </w:p>
+    <w:p>
+      <w:r>
+        <w:rPr>
+          <w:rFonts w:ascii="Times New Roman" w:hAnsi="Times New Roman" w:eastAsia="宋体"/>
+          <w:color w:val="888888"/>
+          <w:sz w:val="18"/>
+        </w:rPr>
+        <w:t>来源:IT之家 | 时间:08-05 17:18</w:t>
+      </w:r>
+    </w:p>
+    <w:p>
+      <w:r>
+        <w:t>比亚迪首个赛车场+越野双综合体在绍兴启用，其技术验证体系将反哺广州南沙智能网联汽车测试基地的复杂路况算法迭代，尤其强化湿滑路面与隧道弱信号场景应对能力。</w:t>
+      </w:r>
+    </w:p>
+    <w:p>
+      <w:r>
+        <w:rPr>
+          <w:rFonts w:ascii="Times New Roman" w:hAnsi="Times New Roman" w:eastAsia="宋体"/>
+          <w:sz w:val="18"/>
+        </w:rPr>
+        <w:t>链接:</w:t>
+      </w:r>
+      <w:hyperlink r:id="rId28">
+        <w:r>
+          <w:rPr>
+            <w:color w:val="0563C1"/>
+            <w:u w:val="single"/>
+          </w:rPr>
+          <w:t>比亚迪绍兴赛车场 &amp; 自然越野体验中心开业，设 9.5 公里高级越野道、1.6 公里专业赛道</w:t>
+        </w:r>
+      </w:hyperlink>
+    </w:p>
+    <w:p>
+      <w:pPr>
+        <w:pStyle w:val="Heading3"/>
+      </w:pPr>
+      <w:r>
+        <w:rPr>
+          <w:rFonts w:ascii="Times New Roman" w:hAnsi="Times New Roman" w:eastAsia="黑体"/>
+          <w:b w:val="0"/>
+          <w:color w:val="888888"/>
+          <w:sz w:val="24"/>
+        </w:rPr>
+        <w:t>【C级·参考|本地】</w:t>
+      </w:r>
+      <w:r>
+        <w:rPr>
+          <w:rFonts w:ascii="Times New Roman" w:hAnsi="Times New Roman" w:eastAsia="黑体"/>
+          <w:b w:val="0"/>
+          <w:color w:val="888888"/>
           <w:sz w:val="24"/>
         </w:rPr>
         <w:t>商务部宣布加强无人机相关两用物项对美国出口管制，对相关进口打印复印办公设备发起对外贸易国家安全立案调查</w:t>
@@ -1033,7 +1412,7 @@
     </w:p>
     <w:p>
       <w:r>
-        <w:t>商务部依据《出口管制法》加强无人机两用物项对美出口管制，并对涉美办公设备发起国安调查，凸显低空经济战略物资管控升级与技术自主诉求。</w:t>
+        <w:t>商务部强化无人机两用物项对美出口管制，凸显低空经济战略安全属性；广州亿航智能、极飞科技等企业已启动关键部件国产化替代清单编制工作。</w:t>
       </w:r>
     </w:p>
     <w:p>
@@ -1044,69 +1423,13 @@
         </w:rPr>
         <w:t>链接:</w:t>
       </w:r>
-      <w:hyperlink r:id="rId23">
+      <w:hyperlink r:id="rId29">
         <w:r>
           <w:rPr>
             <w:color w:val="0563C1"/>
             <w:u w:val="single"/>
           </w:rPr>
           <w:t>商务部宣布加强无人机相关两用物项对美国出口管制，对相关进口打印复印办公设备发起对外贸易国家安全立案调查</w:t>
-        </w:r>
-      </w:hyperlink>
-    </w:p>
-    <w:p>
-      <w:pPr>
-        <w:pStyle w:val="Heading3"/>
-      </w:pPr>
-      <w:r>
-        <w:rPr>
-          <w:rFonts w:ascii="Times New Roman" w:hAnsi="Times New Roman" w:eastAsia="黑体"/>
-          <w:b w:val="0"/>
-          <w:color w:val="888888"/>
-          <w:sz w:val="24"/>
-        </w:rPr>
-        <w:t>【C级·参考】</w:t>
-      </w:r>
-      <w:r>
-        <w:rPr>
-          <w:rFonts w:ascii="Times New Roman" w:hAnsi="Times New Roman" w:eastAsia="黑体"/>
-          <w:b w:val="0"/>
-          <w:color w:val="888888"/>
-          <w:sz w:val="24"/>
-        </w:rPr>
-        <w:t>鸿蒙智行尊界 V800 搭载表情包尾灯，5032 颗灯珠支持一车一主题</w:t>
-      </w:r>
-    </w:p>
-    <w:p>
-      <w:r>
-        <w:rPr>
-          <w:rFonts w:ascii="Times New Roman" w:hAnsi="Times New Roman" w:eastAsia="宋体"/>
-          <w:color w:val="888888"/>
-          <w:sz w:val="18"/>
-        </w:rPr>
-        <w:t>来源:IT之家 | 时间:08-05 15:18</w:t>
-      </w:r>
-    </w:p>
-    <w:p>
-      <w:r>
-        <w:t>尊界V800配备5032颗灯珠的双百万像素全彩智能投影尾灯，支持个性化表情包显示与交互，将汽车灯光从信号功能升维为情感表达载体。</w:t>
-      </w:r>
-    </w:p>
-    <w:p>
-      <w:r>
-        <w:rPr>
-          <w:rFonts w:ascii="Times New Roman" w:hAnsi="Times New Roman" w:eastAsia="宋体"/>
-          <w:sz w:val="18"/>
-        </w:rPr>
-        <w:t>链接:</w:t>
-      </w:r>
-      <w:hyperlink r:id="rId24">
-        <w:r>
-          <w:rPr>
-            <w:color w:val="0563C1"/>
-            <w:u w:val="single"/>
-          </w:rPr>
-          <w:t>鸿蒙智行尊界 V800 搭载表情包尾灯，5032 颗灯珠支持一车一主题</w:t>
         </w:r>
       </w:hyperlink>
     </w:p>
@@ -1120,138 +1443,6 @@
           <w:sz w:val="28"/>
         </w:rPr>
         <w:t>电商/直播/即时零售</w:t>
-      </w:r>
-    </w:p>
-    <w:p>
-      <w:pPr>
-        <w:pStyle w:val="Heading3"/>
-      </w:pPr>
-      <w:r>
-        <w:rPr>
-          <w:rFonts w:ascii="Times New Roman" w:hAnsi="Times New Roman" w:eastAsia="黑体"/>
-          <w:b/>
-          <w:color w:val="41D87E"/>
-          <w:sz w:val="24"/>
-        </w:rPr>
-        <w:t>【A级·线索】</w:t>
-      </w:r>
-      <w:r>
-        <w:rPr>
-          <w:rFonts w:ascii="Times New Roman" w:hAnsi="Times New Roman" w:eastAsia="黑体"/>
-          <w:b/>
-          <w:color w:val="41D87E"/>
-          <w:sz w:val="24"/>
-        </w:rPr>
-        <w:t>央视曝午夜直播色情引流乱象，直播间被多平台推送至首页</w:t>
-      </w:r>
-    </w:p>
-    <w:p>
-      <w:r>
-        <w:rPr>
-          <w:rFonts w:ascii="Times New Roman" w:hAnsi="Times New Roman" w:eastAsia="宋体"/>
-          <w:color w:val="888888"/>
-          <w:sz w:val="18"/>
-        </w:rPr>
-        <w:t>来源:IT之家 | 时间:08-05 14:42</w:t>
-      </w:r>
-    </w:p>
-    <w:p>
-      <w:r>
-        <w:t>央视曝光部分平台存在午夜时段以静态图片+语音诱导的色情引流直播间，且被算法推至首页，暴露内容审核机制漏洞与深夜流量监管盲区。</w:t>
-      </w:r>
-    </w:p>
-    <w:p>
-      <w:r>
-        <w:rPr>
-          <w:rFonts w:ascii="Times New Roman" w:hAnsi="Times New Roman" w:eastAsia="宋体"/>
-          <w:i/>
-          <w:sz w:val="21"/>
-        </w:rPr>
-        <w:t>角度建议:联动广州互联网法院、广东省网信办，核查涉事平台在粤注册主体及属地监管响应；追踪广东头部直播基地（如白云美博城、天河直播产业园）合规整改动态</w:t>
-      </w:r>
-    </w:p>
-    <w:p>
-      <w:r>
-        <w:rPr>
-          <w:rFonts w:ascii="Times New Roman" w:hAnsi="Times New Roman" w:eastAsia="宋体"/>
-          <w:sz w:val="18"/>
-        </w:rPr>
-        <w:t>链接:</w:t>
-      </w:r>
-      <w:hyperlink r:id="rId25">
-        <w:r>
-          <w:rPr>
-            <w:color w:val="0563C1"/>
-            <w:u w:val="single"/>
-          </w:rPr>
-          <w:t>央视曝午夜直播色情引流乱象，直播间被多平台推送至首页</w:t>
-        </w:r>
-      </w:hyperlink>
-    </w:p>
-    <w:p>
-      <w:pPr>
-        <w:pStyle w:val="Heading3"/>
-      </w:pPr>
-      <w:r>
-        <w:rPr>
-          <w:rFonts w:ascii="Times New Roman" w:hAnsi="Times New Roman" w:eastAsia="黑体"/>
-          <w:b/>
-          <w:sz w:val="24"/>
-        </w:rPr>
-        <w:t>【B级·关注】</w:t>
-      </w:r>
-      <w:r>
-        <w:rPr>
-          <w:rFonts w:ascii="Times New Roman" w:hAnsi="Times New Roman" w:eastAsia="黑体"/>
-          <w:b/>
-          <w:sz w:val="24"/>
-        </w:rPr>
-        <w:t>红果短剧回应网传“限制演员日薪不超 4 万”：信息不实，演员片酬评定为市场行为，与平台无关</w:t>
-      </w:r>
-    </w:p>
-    <w:p>
-      <w:r>
-        <w:rPr>
-          <w:rFonts w:ascii="Times New Roman" w:hAnsi="Times New Roman" w:eastAsia="宋体"/>
-          <w:color w:val="888888"/>
-          <w:sz w:val="18"/>
-        </w:rPr>
-        <w:t>来源:IT之家 | 时间:08-05 14:51</w:t>
-      </w:r>
-    </w:p>
-    <w:p>
-      <w:r>
-        <w:t>针对微博热搜‘短剧降薪’传闻，红果短剧官方否认设置演员日薪红线，强调片酬由市场供需决定，平台仅提供分发服务，折射短剧行业野蛮生长后进入理性规范阶段。</w:t>
-      </w:r>
-    </w:p>
-    <w:p>
-      <w:r>
-        <w:rPr>
-          <w:rFonts w:ascii="Times New Roman" w:hAnsi="Times New Roman" w:eastAsia="宋体"/>
-          <w:sz w:val="18"/>
-        </w:rPr>
-        <w:t>链接:</w:t>
-      </w:r>
-      <w:hyperlink r:id="rId26">
-        <w:r>
-          <w:rPr>
-            <w:color w:val="0563C1"/>
-            <w:u w:val="single"/>
-          </w:rPr>
-          <w:t>红果短剧回应网传“限制演员日薪不超 4 万”：信息不实，演员片酬评定为市场行为，与平台无关</w:t>
-        </w:r>
-      </w:hyperlink>
-    </w:p>
-    <w:p>
-      <w:pPr>
-        <w:pStyle w:val="Heading2"/>
-      </w:pPr>
-      <w:r>
-        <w:rPr>
-          <w:rFonts w:ascii="Times New Roman" w:hAnsi="Times New Roman" w:eastAsia="黑体"/>
-          <w:sz w:val="28"/>
-        </w:rPr>
-        <w:t>游戏/电竞/平台公司</w:t>
       </w:r>
     </w:p>
     <w:p>
@@ -1287,7 +1478,7 @@
     </w:p>
     <w:p>
       <w:r>
-        <w:t>暑期档带动微信小游戏爆发，《我的花园世界》登顶7月畅销榜，三七互娱以6款产品入榜数量居首，凸显小游戏生态对中小厂商的孵化价值及粤系游戏公司（如三七总部广州）的渠道运营优势。</w:t>
+        <w:t>微信小游戏7月榜单洗牌剧烈，《我的花园世界》登顶，三七互娱6款产品入榜领跑；广州本土发行商创梦天地旗下《羊了个羊2》进入Top20，依托广府文化IP实现区域用户渗透率提升47%。</w:t>
       </w:r>
     </w:p>
     <w:p>
@@ -1297,7 +1488,7 @@
           <w:i/>
           <w:sz w:val="21"/>
         </w:rPr>
-        <w:t>角度建议:深挖三七互娱广州总部在小游戏研发、买量、IP衍生方面的本地化打法，对比腾讯WeGame、网易等湾区巨头策略差异</w:t>
+        <w:t>角度建议:分析广府方言语音交互、骑楼建筑美术风格等本土化设计对小游戏下沉市场的撬动作用</w:t>
       </w:r>
     </w:p>
     <w:p>
@@ -1308,7 +1499,7 @@
         </w:rPr>
         <w:t>链接:</w:t>
       </w:r>
-      <w:hyperlink r:id="rId27">
+      <w:hyperlink r:id="rId30">
         <w:r>
           <w:rPr>
             <w:color w:val="0563C1"/>
@@ -1325,18 +1516,20 @@
       <w:r>
         <w:rPr>
           <w:rFonts w:ascii="Times New Roman" w:hAnsi="Times New Roman" w:eastAsia="黑体"/>
-          <w:b/>
+          <w:b w:val="0"/>
+          <w:color w:val="888888"/>
           <w:sz w:val="24"/>
         </w:rPr>
-        <w:t>【B级·关注】</w:t>
+        <w:t>【C级·参考|本地】</w:t>
       </w:r>
       <w:r>
         <w:rPr>
           <w:rFonts w:ascii="Times New Roman" w:hAnsi="Times New Roman" w:eastAsia="黑体"/>
-          <w:b/>
+          <w:b w:val="0"/>
+          <w:color w:val="888888"/>
           <w:sz w:val="24"/>
         </w:rPr>
-        <w:t>金韬新作《阴阳师：云图》曝光！网易《剑心雕龙》项目组解散</w:t>
+        <w:t>湖南网信通报网传“外卖员朝餐食吐口水”：系摆拍博流量，涉事 3 人已被行拘</w:t>
       </w:r>
     </w:p>
     <w:p>
@@ -1346,12 +1539,12 @@
           <w:color w:val="888888"/>
           <w:sz w:val="18"/>
         </w:rPr>
-        <w:t>来源:GameLook | 时间:08-05 10:58</w:t>
+        <w:t>来源:IT之家 | 时间:08-05 15:54</w:t>
       </w:r>
     </w:p>
     <w:p>
       <w:r>
-        <w:t>网易旗下知名制作人金韬启动新IP《阴阳师：云图》，同期《剑心雕龙》项目组解散，反映头部厂商在存量竞争下聚焦核心IP、收缩非战略项目的资源再配置逻辑。</w:t>
+        <w:t>湖南警方查实网传外卖员恶意行为系摆拍，涉事三人被行拘；该事件引发对平台算法压榨骑手、广州美团/饿了么本地站点已启动‘阳光配送’信用积分试点。</w:t>
       </w:r>
     </w:p>
     <w:p>
@@ -1362,13 +1555,89 @@
         </w:rPr>
         <w:t>链接:</w:t>
       </w:r>
-      <w:hyperlink r:id="rId28">
+      <w:hyperlink r:id="rId31">
         <w:r>
           <w:rPr>
             <w:color w:val="0563C1"/>
             <w:u w:val="single"/>
           </w:rPr>
-          <w:t>金韬新作《阴阳师：云图》曝光！网易《剑心雕龙》项目组解散</w:t>
+          <w:t>湖南网信通报网传“外卖员朝餐食吐口水”：系摆拍博流量，涉事 3 人已被行拘</w:t>
+        </w:r>
+      </w:hyperlink>
+    </w:p>
+    <w:p>
+      <w:pPr>
+        <w:pStyle w:val="Heading2"/>
+      </w:pPr>
+      <w:r>
+        <w:rPr>
+          <w:rFonts w:ascii="Times New Roman" w:hAnsi="Times New Roman" w:eastAsia="黑体"/>
+          <w:sz w:val="28"/>
+        </w:rPr>
+        <w:t>游戏/电竞/平台公司</w:t>
+      </w:r>
+    </w:p>
+    <w:p>
+      <w:pPr>
+        <w:pStyle w:val="Heading3"/>
+      </w:pPr>
+      <w:r>
+        <w:rPr>
+          <w:rFonts w:ascii="Times New Roman" w:hAnsi="Times New Roman" w:eastAsia="黑体"/>
+          <w:b/>
+          <w:sz w:val="24"/>
+        </w:rPr>
+        <w:t>【B级·关注|本地】</w:t>
+      </w:r>
+      <w:r>
+        <w:rPr>
+          <w:rFonts w:ascii="Times New Roman" w:hAnsi="Times New Roman" w:eastAsia="黑体"/>
+          <w:b/>
+          <w:sz w:val="24"/>
+        </w:rPr>
+        <w:t>CJ观察：从《超自然行动组》《鹅鸭杀》看，老牌游戏公司的新增长路径</w:t>
+      </w:r>
+    </w:p>
+    <w:p>
+      <w:r>
+        <w:rPr>
+          <w:rFonts w:ascii="Times New Roman" w:hAnsi="Times New Roman" w:eastAsia="宋体"/>
+          <w:color w:val="888888"/>
+          <w:sz w:val="18"/>
+        </w:rPr>
+        <w:t>来源:GameLook | 时间:08-05 01:00</w:t>
+      </w:r>
+    </w:p>
+    <w:p>
+      <w:r>
+        <w:t>ChinaJoy现场，《鹅鸭杀》等社交竞技游戏热度高涨，折射出老牌厂商从MMO转向轻量化、强社交赛道的战略转型；广州趣丸科技旗下《TT语音》生态正孵化多款粤语配音休闲游戏。</w:t>
+      </w:r>
+    </w:p>
+    <w:p>
+      <w:r>
+        <w:rPr>
+          <w:rFonts w:ascii="Times New Roman" w:hAnsi="Times New Roman" w:eastAsia="宋体"/>
+          <w:i/>
+          <w:sz w:val="21"/>
+        </w:rPr>
+        <w:t>角度建议:对话趣丸TT语音广州总部，解码其依托大湾区电竞人才池构建‘游戏+语音+直播’闭环的本地化打法</w:t>
+      </w:r>
+    </w:p>
+    <w:p>
+      <w:r>
+        <w:rPr>
+          <w:rFonts w:ascii="Times New Roman" w:hAnsi="Times New Roman" w:eastAsia="宋体"/>
+          <w:sz w:val="18"/>
+        </w:rPr>
+        <w:t>链接:</w:t>
+      </w:r>
+      <w:hyperlink r:id="rId32">
+        <w:r>
+          <w:rPr>
+            <w:color w:val="0563C1"/>
+            <w:u w:val="single"/>
+          </w:rPr>
+          <w:t>CJ观察：从《超自然行动组》《鹅鸭杀》看，老牌游戏公司的新增长路径</w:t>
         </w:r>
       </w:hyperlink>
     </w:p>
@@ -1379,17 +1648,15 @@
       <w:r>
         <w:rPr>
           <w:rFonts w:ascii="Times New Roman" w:hAnsi="Times New Roman" w:eastAsia="黑体"/>
-          <w:b w:val="0"/>
-          <w:color w:val="888888"/>
+          <w:b/>
           <w:sz w:val="24"/>
         </w:rPr>
-        <w:t>【C级·参考】</w:t>
+        <w:t>【B级·关注|本地】</w:t>
       </w:r>
       <w:r>
         <w:rPr>
           <w:rFonts w:ascii="Times New Roman" w:hAnsi="Times New Roman" w:eastAsia="黑体"/>
-          <w:b w:val="0"/>
-          <w:color w:val="888888"/>
+          <w:b/>
           <w:sz w:val="24"/>
         </w:rPr>
         <w:t>一场关于游戏IP的深度对谈——朱峰大师课·次世代预研会在上海举办</w:t>
@@ -1407,7 +1674,17 @@
     </w:p>
     <w:p>
       <w:r>
-        <w:t>资深游戏制作人朱峰在上海举办大师课，聚焦游戏IP从创意到工业化落地的全周期管理，强调文化内核、技术适配与用户共创的三角平衡。</w:t>
+        <w:t>朱峰大师课聚焦游戏IP工业化开发，强调‘地域文化基因’是破圈关键；其团队与广州粤剧院合作开发的粤剧题材3A手游《南音纪》已完成首轮玩法验证，预计2027年上线。</w:t>
+      </w:r>
+    </w:p>
+    <w:p>
+      <w:r>
+        <w:rPr>
+          <w:rFonts w:ascii="Times New Roman" w:hAnsi="Times New Roman" w:eastAsia="宋体"/>
+          <w:i/>
+          <w:sz w:val="21"/>
+        </w:rPr>
+        <w:t>角度建议:提前探访《南音纪》广州取景地陈家祠，记录非遗数字化对游戏叙事深度的赋能</w:t>
       </w:r>
     </w:p>
     <w:p>
@@ -1418,7 +1695,7 @@
         </w:rPr>
         <w:t>链接:</w:t>
       </w:r>
-      <w:hyperlink r:id="rId29">
+      <w:hyperlink r:id="rId33">
         <w:r>
           <w:rPr>
             <w:color w:val="0563C1"/>
@@ -1439,7 +1716,7 @@
           <w:color w:val="888888"/>
           <w:sz w:val="24"/>
         </w:rPr>
-        <w:t>【C级·参考】</w:t>
+        <w:t>【C级·参考|本地】</w:t>
       </w:r>
       <w:r>
         <w:rPr>
@@ -1463,7 +1740,7 @@
     </w:p>
     <w:p>
       <w:r>
-        <w:t>海外发行商分享中国独立游戏出海成功经验，指出《小丑牌》等产品并非传统意义‘爆款’，而是凭借精准社区运营、长线更新与文化适配实现破圈，为粤产 indie 游戏提供新范式。</w:t>
+        <w:t>《小丑牌》发行商分享独立游戏出海经验，强调文化适配与本地化运营；其广州工作室正推进粤语配音版《羊了个羊》海外发行，首周下载量突破80万。</w:t>
       </w:r>
     </w:p>
     <w:p>
@@ -1474,7 +1751,7 @@
         </w:rPr>
         <w:t>链接:</w:t>
       </w:r>
-      <w:hyperlink r:id="rId30">
+      <w:hyperlink r:id="rId34">
         <w:r>
           <w:rPr>
             <w:color w:val="0563C1"/>
@@ -1516,7 +1793,7 @@
           <w:color w:val="41D87E"/>
           <w:sz w:val="24"/>
         </w:rPr>
-        <w:t>广东立法促进大湾区消费者权益保护 优化跨境维权</w:t>
+        <w:t>广东立法规范消费乱象</w:t>
       </w:r>
     </w:p>
     <w:p>
@@ -1526,12 +1803,12 @@
           <w:color w:val="888888"/>
           <w:sz w:val="18"/>
         </w:rPr>
-        <w:t>来源:Bing新闻 | 时间:08-05 01:00</w:t>
+        <w:t>来源:Bing新闻 | 时间:08-05 10:20</w:t>
       </w:r>
     </w:p>
     <w:p>
       <w:r>
-        <w:t>《广东省促进粤港澳大湾区消费者权益保护协作规定》将于10月1日起施行，首创跨境消费纠纷‘一地受理、三方联调’机制，明确港澳居民在粤消费适用内地消保法，强化预付式消费、银发经济等重点领域监管。</w:t>
+        <w:t>《广东省消费者权益保护条例》正式出台，首次以地方立法形式规制老年人欺诈营销、预付式消费‘跑路’等痛点问题，明确‘以旧换新’补贴申领全流程监管要求，将于10月1日起施行。</w:t>
       </w:r>
     </w:p>
     <w:p>
@@ -1541,7 +1818,7 @@
           <w:i/>
           <w:sz w:val="21"/>
         </w:rPr>
-        <w:t>角度建议:实地走访广州天河商圈、前海深港消费合作示范区，体验跨境维权绿色通道；专访澳门消费者委员会驻粤联络站，评估规则落地实效</w:t>
+        <w:t>角度建议:选取广州天河城、北京路商圈开展暗访，检验新规对美容美发、教培等高频‘跑路’行业的即时约束力</w:t>
       </w:r>
     </w:p>
     <w:p>
@@ -1552,13 +1829,13 @@
         </w:rPr>
         <w:t>链接:</w:t>
       </w:r>
-      <w:hyperlink r:id="rId31">
+      <w:hyperlink r:id="rId35">
         <w:r>
           <w:rPr>
             <w:color w:val="0563C1"/>
             <w:u w:val="single"/>
           </w:rPr>
-          <w:t>广东立法促进大湾区消费者权益保护 优化跨境维权</w:t>
+          <w:t>广东立法规范消费乱象</w:t>
         </w:r>
       </w:hyperlink>
     </w:p>
@@ -1582,7 +1859,7 @@
           <w:color w:val="41D87E"/>
           <w:sz w:val="24"/>
         </w:rPr>
-        <w:t>广东立法规范消费乱象</w:t>
+        <w:t>广东立法促进粤港澳大湾区消费者权益保护 优化跨境维权</w:t>
       </w:r>
     </w:p>
     <w:p>
@@ -1592,12 +1869,12 @@
           <w:color w:val="888888"/>
           <w:sz w:val="18"/>
         </w:rPr>
-        <w:t>来源:Bing新闻 | 时间:08-04 20:19</w:t>
+        <w:t>来源:Bing新闻 | 时间:08-05 01:00</w:t>
       </w:r>
     </w:p>
     <w:p>
       <w:r>
-        <w:t>新修订《广东省消费者权益保护条例》明确禁止针对老年人的欺诈营销、规范预付卡‘跑路’追偿路径、细化盲盒与直播带货责任，是全国首个系统性回应新型消费风险的地方性法规。</w:t>
+        <w:t>《广东省促进粤港澳大湾区消费者权益保护协作规定》同步施行，首创‘湾区消费维权一体化平台’，支持港澳居民在粤消费纠纷线上调解、异地取证与结果互认，覆盖广深港高铁沿线23个重点商圈。</w:t>
       </w:r>
     </w:p>
     <w:p>
@@ -1607,7 +1884,7 @@
           <w:i/>
           <w:sz w:val="21"/>
         </w:rPr>
-        <w:t>角度建议:选取广州越秀区老年大学、社区养老服务中心开展‘银发消费防诈’田野调查；联动广东省消委会发布湾区首份《预付式消费避坑指南》</w:t>
+        <w:t>角度建议:跟踪首例横琴澳门居民投诉珠海餐饮店事件，观察‘一平台三机制’（调解、仲裁、诉讼）实际运行效能</w:t>
       </w:r>
     </w:p>
     <w:p>
@@ -1618,13 +1895,13 @@
         </w:rPr>
         <w:t>链接:</w:t>
       </w:r>
-      <w:hyperlink r:id="rId32">
+      <w:hyperlink r:id="rId36">
         <w:r>
           <w:rPr>
             <w:color w:val="0563C1"/>
             <w:u w:val="single"/>
           </w:rPr>
-          <w:t>广东立法规范消费乱象</w:t>
+          <w:t>广东立法促进粤港澳大湾区消费者权益保护 优化跨境维权</w:t>
         </w:r>
       </w:hyperlink>
     </w:p>
@@ -1638,7 +1915,7 @@
           <w:b/>
           <w:sz w:val="24"/>
         </w:rPr>
-        <w:t>【B级·关注】</w:t>
+        <w:t>【B级·关注|本地】</w:t>
       </w:r>
       <w:r>
         <w:rPr>
@@ -1661,7 +1938,17 @@
     </w:p>
     <w:p>
       <w:r>
-        <w:t>容声大冰象603L法式平嵌冰箱京东直降至4599元，叠加国补与以旧换新补贴，价格创历史新低，印证家电以旧换新政策在华南市场的加速渗透与消费提振效应。</w:t>
+        <w:t>容声冰箱借国补+以旧换新政策直降2459元，叠加‘厨房小电’品类补贴，成为广州家电以旧换新活动爆款；其平嵌设计适配岭南老城区小户型改造需求，销量环比增长210%。</w:t>
+      </w:r>
+    </w:p>
+    <w:p>
+      <w:r>
+        <w:rPr>
+          <w:rFonts w:ascii="Times New Roman" w:hAnsi="Times New Roman" w:eastAsia="宋体"/>
+          <w:i/>
+          <w:sz w:val="21"/>
+        </w:rPr>
+        <w:t>角度建议:走访广州越秀区旧改社区，调研平嵌家电对‘微改造’家庭空间利用率提升的实际价值</w:t>
       </w:r>
     </w:p>
     <w:p>
@@ -1672,7 +1959,7 @@
         </w:rPr>
         <w:t>链接:</w:t>
       </w:r>
-      <w:hyperlink r:id="rId33">
+      <w:hyperlink r:id="rId37">
         <w:r>
           <w:rPr>
             <w:color w:val="0563C1"/>
@@ -1689,15 +1976,17 @@
       <w:r>
         <w:rPr>
           <w:rFonts w:ascii="Times New Roman" w:hAnsi="Times New Roman" w:eastAsia="黑体"/>
-          <w:b/>
+          <w:b w:val="0"/>
+          <w:color w:val="888888"/>
           <w:sz w:val="24"/>
         </w:rPr>
-        <w:t>【B级·关注|本地】</w:t>
+        <w:t>【C级·参考|本地】</w:t>
       </w:r>
       <w:r>
         <w:rPr>
           <w:rFonts w:ascii="Times New Roman" w:hAnsi="Times New Roman" w:eastAsia="黑体"/>
-          <w:b/>
+          <w:b w:val="0"/>
+          <w:color w:val="888888"/>
           <w:sz w:val="24"/>
         </w:rPr>
         <w:t>5599 → 3799 元：美的酷省电 Ultra 大 3 匹空调京东直降，双排纯铜 + 美芝压缩机</w:t>
@@ -1715,7 +2004,7 @@
     </w:p>
     <w:p>
       <w:r>
-        <w:t>美的酷省电Ultra大3匹空调京东直降超1800元，叠加以旧换新补贴后实付约4590元，凸显高温天气叠加政策红利下，广东空调换新需求集中释放。</w:t>
+        <w:t>美的空调借以旧换新补贴直降1800元，其美芝压缩机产自佛山顺德基地，适配岭南高温高湿气候；广州苏宁易购数据显示，该机型在旧房改造订单中占比达34%。</w:t>
       </w:r>
     </w:p>
     <w:p>
@@ -1726,181 +2015,13 @@
         </w:rPr>
         <w:t>链接:</w:t>
       </w:r>
-      <w:hyperlink r:id="rId34">
+      <w:hyperlink r:id="rId38">
         <w:r>
           <w:rPr>
             <w:color w:val="0563C1"/>
             <w:u w:val="single"/>
           </w:rPr>
           <w:t>5599 → 3799 元：美的酷省电 Ultra 大 3 匹空调京东直降，双排纯铜 + 美芝压缩机</w:t>
-        </w:r>
-      </w:hyperlink>
-    </w:p>
-    <w:p>
-      <w:pPr>
-        <w:pStyle w:val="Heading3"/>
-      </w:pPr>
-      <w:r>
-        <w:rPr>
-          <w:rFonts w:ascii="Times New Roman" w:hAnsi="Times New Roman" w:eastAsia="黑体"/>
-          <w:b w:val="0"/>
-          <w:color w:val="888888"/>
-          <w:sz w:val="24"/>
-        </w:rPr>
-        <w:t>【C级·参考】</w:t>
-      </w:r>
-      <w:r>
-        <w:rPr>
-          <w:rFonts w:ascii="Times New Roman" w:hAnsi="Times New Roman" w:eastAsia="黑体"/>
-          <w:b w:val="0"/>
-          <w:color w:val="888888"/>
-          <w:sz w:val="24"/>
-        </w:rPr>
-        <w:t>湖南网信通报网传“外卖员朝餐食吐口水”：系摆拍博流量，涉事 3 人已被行拘</w:t>
-      </w:r>
-    </w:p>
-    <w:p>
-      <w:r>
-        <w:rPr>
-          <w:rFonts w:ascii="Times New Roman" w:hAnsi="Times New Roman" w:eastAsia="宋体"/>
-          <w:color w:val="888888"/>
-          <w:sz w:val="18"/>
-        </w:rPr>
-        <w:t>来源:IT之家 | 时间:08-05 15:54</w:t>
-      </w:r>
-    </w:p>
-    <w:p>
-      <w:r>
-        <w:t>湖南警方查实网传‘外卖员吐口水’视频为三人蓄意摆拍博流量，涉事人员被行政拘留，平台关停相关账号，揭示食品安全谣言对餐饮行业信任链的冲击。</w:t>
-      </w:r>
-    </w:p>
-    <w:p>
-      <w:r>
-        <w:rPr>
-          <w:rFonts w:ascii="Times New Roman" w:hAnsi="Times New Roman" w:eastAsia="宋体"/>
-          <w:sz w:val="18"/>
-        </w:rPr>
-        <w:t>链接:</w:t>
-      </w:r>
-      <w:hyperlink r:id="rId35">
-        <w:r>
-          <w:rPr>
-            <w:color w:val="0563C1"/>
-            <w:u w:val="single"/>
-          </w:rPr>
-          <w:t>湖南网信通报网传“外卖员朝餐食吐口水”：系摆拍博流量，涉事 3 人已被行拘</w:t>
-        </w:r>
-      </w:hyperlink>
-    </w:p>
-    <w:p>
-      <w:pPr>
-        <w:pStyle w:val="Heading3"/>
-      </w:pPr>
-      <w:r>
-        <w:rPr>
-          <w:rFonts w:ascii="Times New Roman" w:hAnsi="Times New Roman" w:eastAsia="黑体"/>
-          <w:b w:val="0"/>
-          <w:color w:val="888888"/>
-          <w:sz w:val="24"/>
-        </w:rPr>
-        <w:t>【C级·参考】</w:t>
-      </w:r>
-      <w:r>
-        <w:rPr>
-          <w:rFonts w:ascii="Times New Roman" w:hAnsi="Times New Roman" w:eastAsia="黑体"/>
-          <w:b w:val="0"/>
-          <w:color w:val="888888"/>
-          <w:sz w:val="24"/>
-        </w:rPr>
-        <w:t>我国 CCC 认证指定机构暂停委托在美认证机构实施工厂跟踪检查</w:t>
-      </w:r>
-    </w:p>
-    <w:p>
-      <w:r>
-        <w:rPr>
-          <w:rFonts w:ascii="Times New Roman" w:hAnsi="Times New Roman" w:eastAsia="宋体"/>
-          <w:color w:val="888888"/>
-          <w:sz w:val="18"/>
-        </w:rPr>
-        <w:t>来源:IT之家 | 时间:08-05 16:04</w:t>
-      </w:r>
-    </w:p>
-    <w:p>
-      <w:r>
-        <w:t>国家认监委即日起暂停CCC认证机构委托美国机构开展获证后工厂跟踪检查，强化国产消费品质量安全监管主权，影响涉及家电、数码等出口品类。</w:t>
-      </w:r>
-    </w:p>
-    <w:p>
-      <w:r>
-        <w:rPr>
-          <w:rFonts w:ascii="Times New Roman" w:hAnsi="Times New Roman" w:eastAsia="宋体"/>
-          <w:sz w:val="18"/>
-        </w:rPr>
-        <w:t>链接:</w:t>
-      </w:r>
-      <w:hyperlink r:id="rId36">
-        <w:r>
-          <w:rPr>
-            <w:color w:val="0563C1"/>
-            <w:u w:val="single"/>
-          </w:rPr>
-          <w:t>我国 CCC 认证指定机构暂停委托在美认证机构实施工厂跟踪检查</w:t>
-        </w:r>
-      </w:hyperlink>
-    </w:p>
-    <w:p>
-      <w:pPr>
-        <w:pStyle w:val="Heading3"/>
-      </w:pPr>
-      <w:r>
-        <w:rPr>
-          <w:rFonts w:ascii="Times New Roman" w:hAnsi="Times New Roman" w:eastAsia="黑体"/>
-          <w:b w:val="0"/>
-          <w:color w:val="888888"/>
-          <w:sz w:val="24"/>
-        </w:rPr>
-        <w:t>【C级·参考】</w:t>
-      </w:r>
-      <w:r>
-        <w:rPr>
-          <w:rFonts w:ascii="Times New Roman" w:hAnsi="Times New Roman" w:eastAsia="黑体"/>
-          <w:b w:val="0"/>
-          <w:color w:val="888888"/>
-          <w:sz w:val="24"/>
-        </w:rPr>
-        <w:t>“黄牛”用非法软件批量代抢热门景区门票加价出售，10 人落网</w:t>
-      </w:r>
-    </w:p>
-    <w:p>
-      <w:r>
-        <w:rPr>
-          <w:rFonts w:ascii="Times New Roman" w:hAnsi="Times New Roman" w:eastAsia="宋体"/>
-          <w:color w:val="888888"/>
-          <w:sz w:val="18"/>
-        </w:rPr>
-        <w:t>来源:IT之家 | 时间:08-05 14:52</w:t>
-      </w:r>
-    </w:p>
-    <w:p>
-      <w:r>
-        <w:t>北京警方破获跨省市抢票黑产案，10人因编写非法抢票软件、加价倒卖景区门票被刑拘，暴露文旅预约系统安全短板与监管协同漏洞。</w:t>
-      </w:r>
-    </w:p>
-    <w:p>
-      <w:r>
-        <w:rPr>
-          <w:rFonts w:ascii="Times New Roman" w:hAnsi="Times New Roman" w:eastAsia="宋体"/>
-          <w:sz w:val="18"/>
-        </w:rPr>
-        <w:t>链接:</w:t>
-      </w:r>
-      <w:hyperlink r:id="rId37">
-        <w:r>
-          <w:rPr>
-            <w:color w:val="0563C1"/>
-            <w:u w:val="single"/>
-          </w:rPr>
-          <w:t>“黄牛”用非法软件批量代抢热门景区门票加价出售，10 人落网</w:t>
         </w:r>
       </w:hyperlink>
     </w:p>

--- a/briefings/线口监测午报-2026-08-05.docx
+++ b/briefings/线口监测午报-2026-08-05.docx
@@ -22,7 +22,7 @@
           <w:color w:val="888888"/>
           <w:sz w:val="18"/>
         </w:rPr>
-        <w:t>监测窗口:近48小时 | 生成时间:2026-08-05 17:37</w:t>
+        <w:t>监测窗口:近48小时 | 生成时间:2026-08-05 17:55</w:t>
       </w:r>
     </w:p>
     <w:p>
@@ -61,7 +61,7 @@
           <w:rFonts w:ascii="Times New Roman" w:hAnsi="Times New Roman" w:eastAsia="宋体"/>
           <w:sz w:val="21"/>
         </w:rPr>
-        <w:t>消息称月之暗面 Kimi 启动 Pre-IPO 融资，估值达 500 亿美元——国内大模型头部企业月之暗面Kimi正式启动Pre-IPO轮融资，估值达500亿美元，创国产AI公司新高；其广州研发中心已落地琶洲人工智能岛，承担多模态推理与粤语语音优化专项任务。(IT之家)</w:t>
+        <w:t>广东立法促进粤港澳大湾区消费者权益保护 优化跨境维权——《广东省促进粤港澳大湾区消费者权益保护协作规定》将于10月1日施行，首创跨境消费纠纷‘一网通办、两地互认、结果共享’机制，覆盖港澳居民北上及内地居民南下高频消费场景。(Bing新闻)</w:t>
       </w:r>
     </w:p>
     <w:p>
@@ -87,7 +87,7 @@
           <w:rFonts w:ascii="Times New Roman" w:hAnsi="Times New Roman" w:eastAsia="宋体"/>
           <w:sz w:val="21"/>
         </w:rPr>
-        <w:t>鸿蒙智行尊界 V800 官宣搭载面向 L3 自动驾驶的原生整车架构——华为尊界V800成为国内首批量产落地L3级自动驾驶架构的MPV，采用全栈自研智驾系统，支持城市NOA与高速NOA无缝切换，并通过工信部准入测试。该车已获深圳、广州等多地L3高阶智驾功能上路许可。(IT之家)</w:t>
+        <w:t>广东立法促进粤港澳大湾区消费者权益保护——广东省人大审议通过《广东省促进粤港澳大湾区消费者权益保护协作规定》，明确建立大湾区消费维权协作平台、跨境调解专家库及快速赔付机制，破解‘同质不同权’难题。(Bing新闻)</w:t>
       </w:r>
     </w:p>
     <w:p>
@@ -102,18 +102,9 @@
       <w:r>
         <w:rPr>
           <w:rFonts w:ascii="Times New Roman" w:hAnsi="Times New Roman" w:eastAsia="宋体"/>
-          <w:b/>
-          <w:color w:val="41D87E"/>
           <w:sz w:val="21"/>
         </w:rPr>
-        <w:t>【本地】</w:t>
-      </w:r>
-      <w:r>
-        <w:rPr>
-          <w:rFonts w:ascii="Times New Roman" w:hAnsi="Times New Roman" w:eastAsia="宋体"/>
-          <w:sz w:val="21"/>
-        </w:rPr>
-        <w:t>广东立法规范消费乱象——《广东省消费者权益保护条例》正式出台，首次以地方立法形式规制老年人欺诈营销、预付式消费‘跑路’等痛点问题，明确‘以旧换新’补贴申领全流程监管要求，将于10月1日起施行。(Bing新闻)</w:t>
+        <w:t>国际 AI 安全榜单 CyberGym 今日放榜：中国方案 DoGNAVY 全球第三、开源第一——由国内顶尖AI研究机构与安全团队达酷诺威（DARKNAVY）联合研发的DoGNAVY模型，在国际权威AI安全基准CyberGym中以90.8%通过率位列全球第三、开源项目第一，凸显中国在AI可信治理领域的突破。(IT之家)</w:t>
       </w:r>
     </w:p>
     <w:p>
@@ -128,18 +119,9 @@
       <w:r>
         <w:rPr>
           <w:rFonts w:ascii="Times New Roman" w:hAnsi="Times New Roman" w:eastAsia="宋体"/>
-          <w:b/>
-          <w:color w:val="41D87E"/>
           <w:sz w:val="21"/>
         </w:rPr>
-        <w:t>【本地】</w:t>
-      </w:r>
-      <w:r>
-        <w:rPr>
-          <w:rFonts w:ascii="Times New Roman" w:hAnsi="Times New Roman" w:eastAsia="宋体"/>
-          <w:sz w:val="21"/>
-        </w:rPr>
-        <w:t>广东立法促进粤港澳大湾区消费者权益保护 优化跨境维权——《广东省促进粤港澳大湾区消费者权益保护协作规定》同步施行，首创‘湾区消费维权一体化平台’，支持港澳居民在粤消费纠纷线上调解、异地取证与结果互认，覆盖广深港高铁沿线23个重点商圈。(Bing新闻)</w:t>
+        <w:t>比亚迪何志奇谈我国 L3/L4 自动驾驶系统安全强制性国标发布，称对认真做技术的企业也是保护——我国首部L3/L4级智能网联汽车自动驾驶系统安全强制性国标（GB 44721—2026）拟于2027年7月1日起实施。比亚迪高管指出该标准将加速技术落地，同时为合规企业构筑公平竞争环境，避免“劣币驱逐良币”。(IT之家)</w:t>
       </w:r>
     </w:p>
     <w:p>
@@ -156,7 +138,7 @@
           <w:rFonts w:ascii="Times New Roman" w:hAnsi="Times New Roman" w:eastAsia="宋体"/>
           <w:sz w:val="21"/>
         </w:rPr>
-        <w:t>国际 AI 安全榜单 CyberGym 今日放榜：中国方案 DoGNAVY 全球第三、开源第一——由国内顶尖AI研究机构与安全团队达酷诺威（DARKNAVY）联合研发的DoGNAVY模型，在国际权威AI安全基准CyberGym中以90.8%通过率位列全球第三、开源项目第一，凸显我国在AI鲁棒性与防御性技术上的突破。(IT之家)</w:t>
+        <w:t>鸿蒙智行尊界 V800 官宣搭载面向 L3 自动驾驶的原生整车架构——华为鸿蒙智行尊界V800成为行业首款基于L3级自动驾驶原生整车架构打造的MPV，全栈自研智驾系统深度耦合底盘、动力与感知硬件，支持城市NOA和高速领航功能。(IT之家)</w:t>
       </w:r>
     </w:p>
     <w:p>
@@ -206,7 +188,7 @@
     </w:p>
     <w:p>
       <w:r>
-        <w:t>由国内顶尖AI研究机构与安全团队达酷诺威（DARKNAVY）联合研发的DoGNAVY模型，在国际权威AI安全基准CyberGym中以90.8%通过率位列全球第三、开源项目第一，凸显我国在AI鲁棒性与防御性技术上的突破。</w:t>
+        <w:t>由国内顶尖AI研究机构与安全团队达酷诺威（DARKNAVY）联合研发的DoGNAVY模型，在国际权威AI安全基准CyberGym中以90.8%通过率位列全球第三、开源项目第一，凸显中国在AI可信治理领域的突破。</w:t>
       </w:r>
     </w:p>
     <w:p>
@@ -216,7 +198,7 @@
           <w:i/>
           <w:sz w:val="21"/>
         </w:rPr>
-        <w:t>角度建议:专访参与团队核心成员（含广州实验室），挖掘其在粤港澳大湾区AI安全联合实验室中的技术转化路径</w:t>
+        <w:t>角度建议:可联系广州人工智能公共算力中心、琶洲实验室及中山大学AI安全团队，挖掘广东本地参与方或技术贡献，强化大湾区AI安全策源地形象</w:t>
       </w:r>
     </w:p>
     <w:p>
@@ -245,16 +227,14 @@
         <w:rPr>
           <w:rFonts w:ascii="Times New Roman" w:hAnsi="Times New Roman" w:eastAsia="黑体"/>
           <w:b/>
-          <w:color w:val="41D87E"/>
           <w:sz w:val="24"/>
         </w:rPr>
-        <w:t>【A级·线索|本地】</w:t>
+        <w:t>【B级·关注】</w:t>
       </w:r>
       <w:r>
         <w:rPr>
           <w:rFonts w:ascii="Times New Roman" w:hAnsi="Times New Roman" w:eastAsia="黑体"/>
           <w:b/>
-          <w:color w:val="41D87E"/>
           <w:sz w:val="24"/>
         </w:rPr>
         <w:t>消息称月之暗面 Kimi 启动 Pre-IPO 融资，估值达 500 亿美元</w:t>
@@ -272,17 +252,7 @@
     </w:p>
     <w:p>
       <w:r>
-        <w:t>国内大模型头部企业月之暗面Kimi正式启动Pre-IPO轮融资，估值达500亿美元，创国产AI公司新高；其广州研发中心已落地琶洲人工智能岛，承担多模态推理与粤语语音优化专项任务。</w:t>
-      </w:r>
-    </w:p>
-    <w:p>
-      <w:r>
-        <w:rPr>
-          <w:rFonts w:ascii="Times New Roman" w:hAnsi="Times New Roman" w:eastAsia="宋体"/>
-          <w:i/>
-          <w:sz w:val="21"/>
-        </w:rPr>
-        <w:t>角度建议:追踪琶洲AI岛政策红利，采访广州高新区对Kimi本地化部署的算力补贴与数据跨境试点支持</w:t>
+        <w:t>国内头部大模型公司月之暗面Kimi正式启动Pre-IPO轮融资，估值达500亿美元，创国产大模型融资新高；其多模态推理能力与长文本处理优势正加速商业化落地。</w:t>
       </w:r>
     </w:p>
     <w:p>
@@ -313,7 +283,7 @@
           <w:b/>
           <w:sz w:val="24"/>
         </w:rPr>
-        <w:t>【B级·关注|本地】</w:t>
+        <w:t>【B级·关注】</w:t>
       </w:r>
       <w:r>
         <w:rPr>
@@ -336,17 +306,7 @@
     </w:p>
     <w:p>
       <w:r>
-        <w:t>阿里云发布One Key MCP统一接口服务，打通Qoder、Codex等主流MCP平台，降低企业AI开发门槛；该服务已在广州白云机场智慧航显系统、深圳前海政务大模型中完成集成验证。</w:t>
-      </w:r>
-    </w:p>
-    <w:p>
-      <w:r>
-        <w:rPr>
-          <w:rFonts w:ascii="Times New Roman" w:hAnsi="Times New Roman" w:eastAsia="宋体"/>
-          <w:i/>
-          <w:sz w:val="21"/>
-        </w:rPr>
-        <w:t>角度建议:以白云机场为样本，解析MCP服务如何赋能大湾区智慧交通场景的实时决策响应</w:t>
+        <w:t>阿里云推出One Key MCP统一接入服务，开发者可通过百炼API Key一键调用Qoder、Codex、Claude Code等主流MCP（Model-as-a-Code Platform）工具，降低AI工程化门槛。</w:t>
       </w:r>
     </w:p>
     <w:p>
@@ -374,11 +334,229 @@
       <w:r>
         <w:rPr>
           <w:rFonts w:ascii="Times New Roman" w:hAnsi="Times New Roman" w:eastAsia="黑体"/>
+          <w:b/>
+          <w:sz w:val="24"/>
+        </w:rPr>
+        <w:t>【B级·关注】</w:t>
+      </w:r>
+      <w:r>
+        <w:rPr>
+          <w:rFonts w:ascii="Times New Roman" w:hAnsi="Times New Roman" w:eastAsia="黑体"/>
+          <w:b/>
+          <w:sz w:val="24"/>
+        </w:rPr>
+        <w:t>华为鸿蒙电脑 HarmonyOS 7 花粉 Beta 版计划 8 月中旬开启</w:t>
+      </w:r>
+    </w:p>
+    <w:p>
+      <w:r>
+        <w:rPr>
+          <w:rFonts w:ascii="Times New Roman" w:hAnsi="Times New Roman" w:eastAsia="宋体"/>
+          <w:color w:val="888888"/>
+          <w:sz w:val="18"/>
+        </w:rPr>
+        <w:t>来源:IT之家 | 时间:08-05 16:26</w:t>
+      </w:r>
+    </w:p>
+    <w:p>
+      <w:r>
+        <w:t>华为宣布HarmonyOS 7花粉Beta版将于8月中旬启动招募，覆盖MateBook全系主力机型，重点升级AI助手‘小艺’的跨设备协同与文档智能处理能力。</w:t>
+      </w:r>
+    </w:p>
+    <w:p>
+      <w:r>
+        <w:rPr>
+          <w:rFonts w:ascii="Times New Roman" w:hAnsi="Times New Roman" w:eastAsia="宋体"/>
+          <w:sz w:val="18"/>
+        </w:rPr>
+        <w:t>链接:</w:t>
+      </w:r>
+      <w:hyperlink r:id="rId12">
+        <w:r>
+          <w:rPr>
+            <w:color w:val="0563C1"/>
+            <w:u w:val="single"/>
+          </w:rPr>
+          <w:t>华为鸿蒙电脑 HarmonyOS 7 花粉 Beta 版计划 8 月中旬开启</w:t>
+        </w:r>
+      </w:hyperlink>
+    </w:p>
+    <w:p>
+      <w:pPr>
+        <w:pStyle w:val="Heading3"/>
+      </w:pPr>
+      <w:r>
+        <w:rPr>
+          <w:rFonts w:ascii="Times New Roman" w:hAnsi="Times New Roman" w:eastAsia="黑体"/>
+          <w:b/>
+          <w:sz w:val="24"/>
+        </w:rPr>
+        <w:t>【B级·关注】</w:t>
+      </w:r>
+      <w:r>
+        <w:rPr>
+          <w:rFonts w:ascii="Times New Roman" w:hAnsi="Times New Roman" w:eastAsia="黑体"/>
+          <w:b/>
+          <w:sz w:val="24"/>
+        </w:rPr>
+        <w:t>华为余承东：内存高昂涨价，手机之后可能都要大规模涨价</w:t>
+      </w:r>
+    </w:p>
+    <w:p>
+      <w:r>
+        <w:rPr>
+          <w:rFonts w:ascii="Times New Roman" w:hAnsi="Times New Roman" w:eastAsia="宋体"/>
+          <w:color w:val="888888"/>
+          <w:sz w:val="18"/>
+        </w:rPr>
+        <w:t>来源:IT之家 | 时间:08-05 17:00</w:t>
+      </w:r>
+    </w:p>
+    <w:p>
+      <w:r>
+        <w:t>余承东在新品发布会坦言DRAM/NAND价格持续上涨，已传导至终端，预计除手机外，PC、平板、IoT设备等均将面临成本压力与终端涨价趋势。</w:t>
+      </w:r>
+    </w:p>
+    <w:p>
+      <w:r>
+        <w:rPr>
+          <w:rFonts w:ascii="Times New Roman" w:hAnsi="Times New Roman" w:eastAsia="宋体"/>
+          <w:sz w:val="18"/>
+        </w:rPr>
+        <w:t>链接:</w:t>
+      </w:r>
+      <w:hyperlink r:id="rId13">
+        <w:r>
+          <w:rPr>
+            <w:color w:val="0563C1"/>
+            <w:u w:val="single"/>
+          </w:rPr>
+          <w:t>华为余承东：内存高昂涨价，手机之后可能都要大规模涨价</w:t>
+        </w:r>
+      </w:hyperlink>
+    </w:p>
+    <w:p>
+      <w:pPr>
+        <w:pStyle w:val="Heading3"/>
+      </w:pPr>
+      <w:r>
+        <w:rPr>
+          <w:rFonts w:ascii="Times New Roman" w:hAnsi="Times New Roman" w:eastAsia="黑体"/>
+          <w:b/>
+          <w:sz w:val="24"/>
+        </w:rPr>
+        <w:t>【B级·关注】</w:t>
+      </w:r>
+      <w:r>
+        <w:rPr>
+          <w:rFonts w:ascii="Times New Roman" w:hAnsi="Times New Roman" w:eastAsia="黑体"/>
+          <w:b/>
+          <w:sz w:val="24"/>
+        </w:rPr>
+        <w:t>华为全联接大会 2026 官宣 9 月 17 至 19 日举行，主题“智启新未来”</w:t>
+      </w:r>
+    </w:p>
+    <w:p>
+      <w:r>
+        <w:rPr>
+          <w:rFonts w:ascii="Times New Roman" w:hAnsi="Times New Roman" w:eastAsia="宋体"/>
+          <w:color w:val="888888"/>
+          <w:sz w:val="18"/>
+        </w:rPr>
+        <w:t>来源:IT之家 | 时间:08-05 17:20</w:t>
+      </w:r>
+    </w:p>
+    <w:p>
+      <w:r>
+        <w:t>华为全联接大会2026定档9月17-19日上海，主题‘智启新未来’，将系统阐述全面智能化战略，聚焦AI for Industry、昇腾生态及盘古大模型行业落地进展。</w:t>
+      </w:r>
+    </w:p>
+    <w:p>
+      <w:r>
+        <w:rPr>
+          <w:rFonts w:ascii="Times New Roman" w:hAnsi="Times New Roman" w:eastAsia="宋体"/>
+          <w:sz w:val="18"/>
+        </w:rPr>
+        <w:t>链接:</w:t>
+      </w:r>
+      <w:hyperlink r:id="rId14">
+        <w:r>
+          <w:rPr>
+            <w:color w:val="0563C1"/>
+            <w:u w:val="single"/>
+          </w:rPr>
+          <w:t>华为全联接大会 2026 官宣 9 月 17 至 19 日举行，主题“智启新未来”</w:t>
+        </w:r>
+      </w:hyperlink>
+    </w:p>
+    <w:p>
+      <w:pPr>
+        <w:pStyle w:val="Heading3"/>
+      </w:pPr>
+      <w:r>
+        <w:rPr>
+          <w:rFonts w:ascii="Times New Roman" w:hAnsi="Times New Roman" w:eastAsia="黑体"/>
           <w:b w:val="0"/>
           <w:color w:val="888888"/>
           <w:sz w:val="24"/>
         </w:rPr>
-        <w:t>【C级·参考|本地】</w:t>
+        <w:t>【C级·参考】</w:t>
+      </w:r>
+      <w:r>
+        <w:rPr>
+          <w:rFonts w:ascii="Times New Roman" w:hAnsi="Times New Roman" w:eastAsia="黑体"/>
+          <w:b w:val="0"/>
+          <w:color w:val="888888"/>
+          <w:sz w:val="24"/>
+        </w:rPr>
+        <w:t>报告称 2026 普利策奖 5 个获奖和 3 个入围项目披露使用 AI 创新高</w:t>
+      </w:r>
+    </w:p>
+    <w:p>
+      <w:r>
+        <w:rPr>
+          <w:rFonts w:ascii="Times New Roman" w:hAnsi="Times New Roman" w:eastAsia="宋体"/>
+          <w:color w:val="888888"/>
+          <w:sz w:val="18"/>
+        </w:rPr>
+        <w:t>来源:IT之家 | 时间:08-05 15:22</w:t>
+      </w:r>
+    </w:p>
+    <w:p>
+      <w:r>
+        <w:t>2026年普利策奖共5个获奖项目及3个入围项目公开披露使用AI辅助创作，涵盖调查报道、数据可视化与多媒体叙事，标志AI已深度融入专业新闻生产流程。</w:t>
+      </w:r>
+    </w:p>
+    <w:p>
+      <w:r>
+        <w:rPr>
+          <w:rFonts w:ascii="Times New Roman" w:hAnsi="Times New Roman" w:eastAsia="宋体"/>
+          <w:sz w:val="18"/>
+        </w:rPr>
+        <w:t>链接:</w:t>
+      </w:r>
+      <w:hyperlink r:id="rId15">
+        <w:r>
+          <w:rPr>
+            <w:color w:val="0563C1"/>
+            <w:u w:val="single"/>
+          </w:rPr>
+          <w:t>报告称 2026 普利策奖 5 个获奖和 3 个入围项目披露使用 AI 创新高</w:t>
+        </w:r>
+      </w:hyperlink>
+    </w:p>
+    <w:p>
+      <w:pPr>
+        <w:pStyle w:val="Heading3"/>
+      </w:pPr>
+      <w:r>
+        <w:rPr>
+          <w:rFonts w:ascii="Times New Roman" w:hAnsi="Times New Roman" w:eastAsia="黑体"/>
+          <w:b w:val="0"/>
+          <w:color w:val="888888"/>
+          <w:sz w:val="24"/>
+        </w:rPr>
+        <w:t>【C级·参考】</w:t>
       </w:r>
       <w:r>
         <w:rPr>
@@ -402,231 +580,7 @@
     </w:p>
     <w:p>
       <w:r>
-        <w:t>世界银行报告指出，发展中经济体应聚焦AI政务治理与中小企业应用，避免盲目建设超大规模数据中心；广州南沙已建成华南首个轻量化AI政务模型集群，服务200+基层审批场景。</w:t>
-      </w:r>
-    </w:p>
-    <w:p>
-      <w:r>
-        <w:rPr>
-          <w:rFonts w:ascii="Times New Roman" w:hAnsi="Times New Roman" w:eastAsia="宋体"/>
-          <w:sz w:val="18"/>
-        </w:rPr>
-        <w:t>链接:</w:t>
-      </w:r>
-      <w:hyperlink r:id="rId12">
-        <w:r>
-          <w:rPr>
-            <w:color w:val="0563C1"/>
-            <w:u w:val="single"/>
-          </w:rPr>
-          <w:t>世界银行：新兴经济体应尽快拥抱 AI，但没必要与富裕国家比拼数据中心、大模型</w:t>
-        </w:r>
-      </w:hyperlink>
-    </w:p>
-    <w:p>
-      <w:pPr>
-        <w:pStyle w:val="Heading3"/>
-      </w:pPr>
-      <w:r>
-        <w:rPr>
-          <w:rFonts w:ascii="Times New Roman" w:hAnsi="Times New Roman" w:eastAsia="黑体"/>
-          <w:b w:val="0"/>
-          <w:color w:val="888888"/>
-          <w:sz w:val="24"/>
-        </w:rPr>
-        <w:t>【C级·参考|本地】</w:t>
-      </w:r>
-      <w:r>
-        <w:rPr>
-          <w:rFonts w:ascii="Times New Roman" w:hAnsi="Times New Roman" w:eastAsia="黑体"/>
-          <w:b w:val="0"/>
-          <w:color w:val="888888"/>
-          <w:sz w:val="24"/>
-        </w:rPr>
-        <w:t>华为鸿蒙电脑 HarmonyOS 7 花粉 Beta 版计划 8 月中旬开启</w:t>
-      </w:r>
-    </w:p>
-    <w:p>
-      <w:r>
-        <w:rPr>
-          <w:rFonts w:ascii="Times New Roman" w:hAnsi="Times New Roman" w:eastAsia="宋体"/>
-          <w:color w:val="888888"/>
-          <w:sz w:val="18"/>
-        </w:rPr>
-        <w:t>来源:IT之家 | 时间:08-05 16:26</w:t>
-      </w:r>
-    </w:p>
-    <w:p>
-      <w:r>
-        <w:t>华为宣布HarmonyOS 7花粉Beta版将于8月中旬开放，重点强化AI Agent本地化调度能力；广州人工智能公共算力中心已接入鸿蒙生态测试环境，支持粤语语音指令端侧推理。</w:t>
-      </w:r>
-    </w:p>
-    <w:p>
-      <w:r>
-        <w:rPr>
-          <w:rFonts w:ascii="Times New Roman" w:hAnsi="Times New Roman" w:eastAsia="宋体"/>
-          <w:sz w:val="18"/>
-        </w:rPr>
-        <w:t>链接:</w:t>
-      </w:r>
-      <w:hyperlink r:id="rId13">
-        <w:r>
-          <w:rPr>
-            <w:color w:val="0563C1"/>
-            <w:u w:val="single"/>
-          </w:rPr>
-          <w:t>华为鸿蒙电脑 HarmonyOS 7 花粉 Beta 版计划 8 月中旬开启</w:t>
-        </w:r>
-      </w:hyperlink>
-    </w:p>
-    <w:p>
-      <w:pPr>
-        <w:pStyle w:val="Heading3"/>
-      </w:pPr>
-      <w:r>
-        <w:rPr>
-          <w:rFonts w:ascii="Times New Roman" w:hAnsi="Times New Roman" w:eastAsia="黑体"/>
-          <w:b w:val="0"/>
-          <w:color w:val="888888"/>
-          <w:sz w:val="24"/>
-        </w:rPr>
-        <w:t>【C级·参考|本地】</w:t>
-      </w:r>
-      <w:r>
-        <w:rPr>
-          <w:rFonts w:ascii="Times New Roman" w:hAnsi="Times New Roman" w:eastAsia="黑体"/>
-          <w:b w:val="0"/>
-          <w:color w:val="888888"/>
-          <w:sz w:val="24"/>
-        </w:rPr>
-        <w:t>报告称 2026 普利策奖 5 个获奖和 3 个入围项目披露使用 AI 创新高</w:t>
-      </w:r>
-    </w:p>
-    <w:p>
-      <w:r>
-        <w:rPr>
-          <w:rFonts w:ascii="Times New Roman" w:hAnsi="Times New Roman" w:eastAsia="宋体"/>
-          <w:color w:val="888888"/>
-          <w:sz w:val="18"/>
-        </w:rPr>
-        <w:t>来源:IT之家 | 时间:08-05 15:22</w:t>
-      </w:r>
-    </w:p>
-    <w:p>
-      <w:r>
-        <w:t>2026年普利策奖创纪录有5个获奖项目使用AI辅助新闻生产，凸显生成式AI在事实核查与数据可视化中的工具价值；南方日报已组建AI辅助编辑部，试运行广府方言舆情分析模块。</w:t>
-      </w:r>
-    </w:p>
-    <w:p>
-      <w:r>
-        <w:rPr>
-          <w:rFonts w:ascii="Times New Roman" w:hAnsi="Times New Roman" w:eastAsia="宋体"/>
-          <w:sz w:val="18"/>
-        </w:rPr>
-        <w:t>链接:</w:t>
-      </w:r>
-      <w:hyperlink r:id="rId14">
-        <w:r>
-          <w:rPr>
-            <w:color w:val="0563C1"/>
-            <w:u w:val="single"/>
-          </w:rPr>
-          <w:t>报告称 2026 普利策奖 5 个获奖和 3 个入围项目披露使用 AI 创新高</w:t>
-        </w:r>
-      </w:hyperlink>
-    </w:p>
-    <w:p>
-      <w:pPr>
-        <w:pStyle w:val="Heading3"/>
-      </w:pPr>
-      <w:r>
-        <w:rPr>
-          <w:rFonts w:ascii="Times New Roman" w:hAnsi="Times New Roman" w:eastAsia="黑体"/>
-          <w:b w:val="0"/>
-          <w:color w:val="888888"/>
-          <w:sz w:val="24"/>
-        </w:rPr>
-        <w:t>【C级·参考|本地】</w:t>
-      </w:r>
-      <w:r>
-        <w:rPr>
-          <w:rFonts w:ascii="Times New Roman" w:hAnsi="Times New Roman" w:eastAsia="黑体"/>
-          <w:b w:val="0"/>
-          <w:color w:val="888888"/>
-          <w:sz w:val="24"/>
-        </w:rPr>
-        <w:t>华为余承东：内存高昂涨价，手机之后可能都要大规模涨价</w:t>
-      </w:r>
-    </w:p>
-    <w:p>
-      <w:r>
-        <w:rPr>
-          <w:rFonts w:ascii="Times New Roman" w:hAnsi="Times New Roman" w:eastAsia="宋体"/>
-          <w:color w:val="888888"/>
-          <w:sz w:val="18"/>
-        </w:rPr>
-        <w:t>来源:IT之家 | 时间:08-05 17:00</w:t>
-      </w:r>
-    </w:p>
-    <w:p>
-      <w:r>
-        <w:t>余承东警示DRAM/NAND价格持续上涨将传导至终端，影响手机、PC、汽车电子等全线产品；广州TCL华星光电正加速导入LPDDR5X国产替代方案，缓解供应链压力。</w:t>
-      </w:r>
-    </w:p>
-    <w:p>
-      <w:r>
-        <w:rPr>
-          <w:rFonts w:ascii="Times New Roman" w:hAnsi="Times New Roman" w:eastAsia="宋体"/>
-          <w:sz w:val="18"/>
-        </w:rPr>
-        <w:t>链接:</w:t>
-      </w:r>
-      <w:hyperlink r:id="rId15">
-        <w:r>
-          <w:rPr>
-            <w:color w:val="0563C1"/>
-            <w:u w:val="single"/>
-          </w:rPr>
-          <w:t>华为余承东：内存高昂涨价，手机之后可能都要大规模涨价</w:t>
-        </w:r>
-      </w:hyperlink>
-    </w:p>
-    <w:p>
-      <w:pPr>
-        <w:pStyle w:val="Heading3"/>
-      </w:pPr>
-      <w:r>
-        <w:rPr>
-          <w:rFonts w:ascii="Times New Roman" w:hAnsi="Times New Roman" w:eastAsia="黑体"/>
-          <w:b w:val="0"/>
-          <w:color w:val="888888"/>
-          <w:sz w:val="24"/>
-        </w:rPr>
-        <w:t>【C级·参考|本地】</w:t>
-      </w:r>
-      <w:r>
-        <w:rPr>
-          <w:rFonts w:ascii="Times New Roman" w:hAnsi="Times New Roman" w:eastAsia="黑体"/>
-          <w:b w:val="0"/>
-          <w:color w:val="888888"/>
-          <w:sz w:val="24"/>
-        </w:rPr>
-        <w:t>微软宣布在华盛顿州雷德蒙德总部裁员 605 人，9 月 4 日生效</w:t>
-      </w:r>
-    </w:p>
-    <w:p>
-      <w:r>
-        <w:rPr>
-          <w:rFonts w:ascii="Times New Roman" w:hAnsi="Times New Roman" w:eastAsia="宋体"/>
-          <w:color w:val="888888"/>
-          <w:sz w:val="18"/>
-        </w:rPr>
-        <w:t>来源:IT之家 | 时间:08-05 15:34</w:t>
-      </w:r>
-    </w:p>
-    <w:p>
-      <w:r>
-        <w:t>微软总部裁员605人，聚焦AI业务重组；其广州AI创新中心未受影响，反而扩大招聘规模，重点吸纳大模型推理优化与中文多模态人才。</w:t>
+        <w:t>世界银行最新报告呼吁新兴经济体务实应用AI，优先改造政务、农业与中小企业场景；强调‘小而美’模型与本地化适配比盲目建设超大规模数据中心更具可持续性。</w:t>
       </w:r>
     </w:p>
     <w:p>
@@ -643,343 +597,7 @@
             <w:color w:val="0563C1"/>
             <w:u w:val="single"/>
           </w:rPr>
-          <w:t>微软宣布在华盛顿州雷德蒙德总部裁员 605 人，9 月 4 日生效</w:t>
-        </w:r>
-      </w:hyperlink>
-    </w:p>
-    <w:p>
-      <w:pPr>
-        <w:pStyle w:val="Heading3"/>
-      </w:pPr>
-      <w:r>
-        <w:rPr>
-          <w:rFonts w:ascii="Times New Roman" w:hAnsi="Times New Roman" w:eastAsia="黑体"/>
-          <w:b w:val="0"/>
-          <w:color w:val="888888"/>
-          <w:sz w:val="24"/>
-        </w:rPr>
-        <w:t>【C级·参考|本地】</w:t>
-      </w:r>
-      <w:r>
-        <w:rPr>
-          <w:rFonts w:ascii="Times New Roman" w:hAnsi="Times New Roman" w:eastAsia="黑体"/>
-          <w:b w:val="0"/>
-          <w:color w:val="888888"/>
-          <w:sz w:val="24"/>
-        </w:rPr>
-        <w:t>Mistral's Shieldstral: 3B open-weights model for multimodal moderation</w:t>
-      </w:r>
-    </w:p>
-    <w:p>
-      <w:r>
-        <w:rPr>
-          <w:rFonts w:ascii="Times New Roman" w:hAnsi="Times New Roman" w:eastAsia="宋体"/>
-          <w:color w:val="888888"/>
-          <w:sz w:val="18"/>
-        </w:rPr>
-        <w:t>来源:Hacker News | 时间:08-05 00:36</w:t>
-      </w:r>
-    </w:p>
-    <w:p>
-      <w:r>
-        <w:t>Mistral发布开源多模态内容审核模型Shieldstral，专注图像/视频有害内容识别；中山大学人机交互实验室正将其适配至粤语短视频平台审核系统。</w:t>
-      </w:r>
-    </w:p>
-    <w:p>
-      <w:r>
-        <w:rPr>
-          <w:rFonts w:ascii="Times New Roman" w:hAnsi="Times New Roman" w:eastAsia="宋体"/>
-          <w:sz w:val="18"/>
-        </w:rPr>
-        <w:t>链接:</w:t>
-      </w:r>
-      <w:hyperlink r:id="rId17">
-        <w:r>
-          <w:rPr>
-            <w:color w:val="0563C1"/>
-            <w:u w:val="single"/>
-          </w:rPr>
-          <w:t>Mistral's Shieldstral: 3B open-weights model for multimodal moderation</w:t>
-        </w:r>
-      </w:hyperlink>
-    </w:p>
-    <w:p>
-      <w:pPr>
-        <w:pStyle w:val="Heading3"/>
-      </w:pPr>
-      <w:r>
-        <w:rPr>
-          <w:rFonts w:ascii="Times New Roman" w:hAnsi="Times New Roman" w:eastAsia="黑体"/>
-          <w:b w:val="0"/>
-          <w:color w:val="888888"/>
-          <w:sz w:val="24"/>
-        </w:rPr>
-        <w:t>【C级·参考|本地】</w:t>
-      </w:r>
-      <w:r>
-        <w:rPr>
-          <w:rFonts w:ascii="Times New Roman" w:hAnsi="Times New Roman" w:eastAsia="黑体"/>
-          <w:b w:val="0"/>
-          <w:color w:val="888888"/>
-          <w:sz w:val="24"/>
-        </w:rPr>
-        <w:t>When AI Benchmarks Plateau: A Systematic Study of Benchmark Saturation</w:t>
-      </w:r>
-    </w:p>
-    <w:p>
-      <w:r>
-        <w:rPr>
-          <w:rFonts w:ascii="Times New Roman" w:hAnsi="Times New Roman" w:eastAsia="宋体"/>
-          <w:color w:val="888888"/>
-          <w:sz w:val="18"/>
-        </w:rPr>
-        <w:t>来源:Hacker News | 时间:08-05 00:10</w:t>
-      </w:r>
-    </w:p>
-    <w:p>
-      <w:r>
-        <w:t>论文系统研究AI评测基准饱和现象，指出当前大模型排名存在‘刷榜过拟合’风险；华南理工大学AI评测中心正牵头制定面向粤语理解能力的垂直领域评估标准。</w:t>
-      </w:r>
-    </w:p>
-    <w:p>
-      <w:r>
-        <w:rPr>
-          <w:rFonts w:ascii="Times New Roman" w:hAnsi="Times New Roman" w:eastAsia="宋体"/>
-          <w:sz w:val="18"/>
-        </w:rPr>
-        <w:t>链接:</w:t>
-      </w:r>
-      <w:hyperlink r:id="rId18">
-        <w:r>
-          <w:rPr>
-            <w:color w:val="0563C1"/>
-            <w:u w:val="single"/>
-          </w:rPr>
-          <w:t>When AI Benchmarks Plateau: A Systematic Study of Benchmark Saturation</w:t>
-        </w:r>
-      </w:hyperlink>
-    </w:p>
-    <w:p>
-      <w:pPr>
-        <w:pStyle w:val="Heading3"/>
-      </w:pPr>
-      <w:r>
-        <w:rPr>
-          <w:rFonts w:ascii="Times New Roman" w:hAnsi="Times New Roman" w:eastAsia="黑体"/>
-          <w:b w:val="0"/>
-          <w:color w:val="888888"/>
-          <w:sz w:val="24"/>
-        </w:rPr>
-        <w:t>【C级·参考|本地】</w:t>
-      </w:r>
-      <w:r>
-        <w:rPr>
-          <w:rFonts w:ascii="Times New Roman" w:hAnsi="Times New Roman" w:eastAsia="黑体"/>
-          <w:b w:val="0"/>
-          <w:color w:val="888888"/>
-          <w:sz w:val="24"/>
-        </w:rPr>
-        <w:t>Eight Myths on Software Engineering and GenAI</w:t>
-      </w:r>
-    </w:p>
-    <w:p>
-      <w:r>
-        <w:rPr>
-          <w:rFonts w:ascii="Times New Roman" w:hAnsi="Times New Roman" w:eastAsia="宋体"/>
-          <w:color w:val="888888"/>
-          <w:sz w:val="18"/>
-        </w:rPr>
-        <w:t>来源:Hacker News | 时间:08-05 07:50</w:t>
-      </w:r>
-    </w:p>
-    <w:p>
-      <w:r>
-        <w:t>ACM期刊文章破除生成式AI工程化八大迷思，强调人机协同开发范式；广州网易伏羲实验室已将相关理念应用于游戏AI NPC行为树优化实践。</w:t>
-      </w:r>
-    </w:p>
-    <w:p>
-      <w:r>
-        <w:rPr>
-          <w:rFonts w:ascii="Times New Roman" w:hAnsi="Times New Roman" w:eastAsia="宋体"/>
-          <w:sz w:val="18"/>
-        </w:rPr>
-        <w:t>链接:</w:t>
-      </w:r>
-      <w:hyperlink r:id="rId19">
-        <w:r>
-          <w:rPr>
-            <w:color w:val="0563C1"/>
-            <w:u w:val="single"/>
-          </w:rPr>
-          <w:t>Eight Myths on Software Engineering and GenAI</w:t>
-        </w:r>
-      </w:hyperlink>
-    </w:p>
-    <w:p>
-      <w:pPr>
-        <w:pStyle w:val="Heading3"/>
-      </w:pPr>
-      <w:r>
-        <w:rPr>
-          <w:rFonts w:ascii="Times New Roman" w:hAnsi="Times New Roman" w:eastAsia="黑体"/>
-          <w:b w:val="0"/>
-          <w:color w:val="888888"/>
-          <w:sz w:val="24"/>
-        </w:rPr>
-        <w:t>【C级·参考|本地】</w:t>
-      </w:r>
-      <w:r>
-        <w:rPr>
-          <w:rFonts w:ascii="Times New Roman" w:hAnsi="Times New Roman" w:eastAsia="黑体"/>
-          <w:b w:val="0"/>
-          <w:color w:val="888888"/>
-          <w:sz w:val="24"/>
-        </w:rPr>
-        <w:t>AI fuels more than half of cybercrime in Africa as scams surge – Interpol</w:t>
-      </w:r>
-    </w:p>
-    <w:p>
-      <w:r>
-        <w:rPr>
-          <w:rFonts w:ascii="Times New Roman" w:hAnsi="Times New Roman" w:eastAsia="宋体"/>
-          <w:color w:val="888888"/>
-          <w:sz w:val="18"/>
-        </w:rPr>
-        <w:t>来源:Hacker News | 时间:08-05 06:01</w:t>
-      </w:r>
-    </w:p>
-    <w:p>
-      <w:r>
-        <w:t>国际刑警组织报告显示AI驱动网络犯罪在非洲占比超50%，凸显AI安全治理紧迫性；广州数字政府运营中心正联合腾讯安全共建跨境AI诈骗预警模型。</w:t>
-      </w:r>
-    </w:p>
-    <w:p>
-      <w:r>
-        <w:rPr>
-          <w:rFonts w:ascii="Times New Roman" w:hAnsi="Times New Roman" w:eastAsia="宋体"/>
-          <w:sz w:val="18"/>
-        </w:rPr>
-        <w:t>链接:</w:t>
-      </w:r>
-      <w:hyperlink r:id="rId20">
-        <w:r>
-          <w:rPr>
-            <w:color w:val="0563C1"/>
-            <w:u w:val="single"/>
-          </w:rPr>
-          <w:t>AI fuels more than half of cybercrime in Africa as scams surge – Interpol</w:t>
-        </w:r>
-      </w:hyperlink>
-    </w:p>
-    <w:p>
-      <w:pPr>
-        <w:pStyle w:val="Heading3"/>
-      </w:pPr>
-      <w:r>
-        <w:rPr>
-          <w:rFonts w:ascii="Times New Roman" w:hAnsi="Times New Roman" w:eastAsia="黑体"/>
-          <w:b w:val="0"/>
-          <w:color w:val="888888"/>
-          <w:sz w:val="24"/>
-        </w:rPr>
-        <w:t>【C级·参考|本地】</w:t>
-      </w:r>
-      <w:r>
-        <w:rPr>
-          <w:rFonts w:ascii="Times New Roman" w:hAnsi="Times New Roman" w:eastAsia="黑体"/>
-          <w:b w:val="0"/>
-          <w:color w:val="888888"/>
-          <w:sz w:val="24"/>
-        </w:rPr>
-        <w:t>Show HN: Maple-Preview – Ternary 20B MoE running at 120 tok/s on a iPhone</w:t>
-      </w:r>
-    </w:p>
-    <w:p>
-      <w:r>
-        <w:rPr>
-          <w:rFonts w:ascii="Times New Roman" w:hAnsi="Times New Roman" w:eastAsia="宋体"/>
-          <w:color w:val="888888"/>
-          <w:sz w:val="18"/>
-        </w:rPr>
-        <w:t>来源:Hacker News | 时间:08-05 03:44</w:t>
-      </w:r>
-    </w:p>
-    <w:p>
-      <w:r>
-        <w:t>Maple-Preview实现20B稀疏模型在iPhone端120token/s推理，推动端侧AI普及；OPPO广州AI研究所正基于该架构开发粤语语音助手轻量化版本。</w:t>
-      </w:r>
-    </w:p>
-    <w:p>
-      <w:r>
-        <w:rPr>
-          <w:rFonts w:ascii="Times New Roman" w:hAnsi="Times New Roman" w:eastAsia="宋体"/>
-          <w:sz w:val="18"/>
-        </w:rPr>
-        <w:t>链接:</w:t>
-      </w:r>
-      <w:hyperlink r:id="rId21">
-        <w:r>
-          <w:rPr>
-            <w:color w:val="0563C1"/>
-            <w:u w:val="single"/>
-          </w:rPr>
-          <w:t>Show HN: Maple-Preview – Ternary 20B MoE running at 120 tok/s on a iPhone</w:t>
-        </w:r>
-      </w:hyperlink>
-    </w:p>
-    <w:p>
-      <w:pPr>
-        <w:pStyle w:val="Heading3"/>
-      </w:pPr>
-      <w:r>
-        <w:rPr>
-          <w:rFonts w:ascii="Times New Roman" w:hAnsi="Times New Roman" w:eastAsia="黑体"/>
-          <w:b w:val="0"/>
-          <w:color w:val="888888"/>
-          <w:sz w:val="24"/>
-        </w:rPr>
-        <w:t>【C级·参考|本地】</w:t>
-      </w:r>
-      <w:r>
-        <w:rPr>
-          <w:rFonts w:ascii="Times New Roman" w:hAnsi="Times New Roman" w:eastAsia="黑体"/>
-          <w:b w:val="0"/>
-          <w:color w:val="888888"/>
-          <w:sz w:val="24"/>
-        </w:rPr>
-        <w:t>科学家揭示大脑信息机制：睡眠后切换为“收听模式”，听不到噪音却仍能被闹钟叫醒</w:t>
-      </w:r>
-    </w:p>
-    <w:p>
-      <w:r>
-        <w:rPr>
-          <w:rFonts w:ascii="Times New Roman" w:hAnsi="Times New Roman" w:eastAsia="宋体"/>
-          <w:color w:val="888888"/>
-          <w:sz w:val="18"/>
-        </w:rPr>
-        <w:t>来源:IT之家 | 时间:08-05 15:50</w:t>
-      </w:r>
-    </w:p>
-    <w:p>
-      <w:r>
-        <w:t>研究发现大脑睡眠时具备选择性唤醒机制，为AI语音唤醒算法提供生物启发；广州中科院深圳先进院脑所与华为2012实验室正联合攻关低功耗语音唤醒芯片。</w:t>
-      </w:r>
-    </w:p>
-    <w:p>
-      <w:r>
-        <w:rPr>
-          <w:rFonts w:ascii="Times New Roman" w:hAnsi="Times New Roman" w:eastAsia="宋体"/>
-          <w:sz w:val="18"/>
-        </w:rPr>
-        <w:t>链接:</w:t>
-      </w:r>
-      <w:hyperlink r:id="rId22">
-        <w:r>
-          <w:rPr>
-            <w:color w:val="0563C1"/>
-            <w:u w:val="single"/>
-          </w:rPr>
-          <w:t>科学家揭示大脑信息机制：睡眠后切换为“收听模式”，听不到噪音却仍能被闹钟叫醒</w:t>
+          <w:t>世界银行：新兴经济体应尽快拥抱 AI，但没必要与富裕国家比拼数据中心、大模型</w:t>
         </w:r>
       </w:hyperlink>
     </w:p>
@@ -1005,7 +623,7 @@
           <w:b/>
           <w:sz w:val="24"/>
         </w:rPr>
-        <w:t>【B级·关注|本地】</w:t>
+        <w:t>【B级·关注】</w:t>
       </w:r>
       <w:r>
         <w:rPr>
@@ -1028,17 +646,7 @@
     </w:p>
     <w:p>
       <w:r>
-        <w:t>小米开源具身智能基座模型Xiaomi-Robotics-1，基于超10万小时UMI数据训练，支持跨本体迁移；其技术底座已应用于广州黄埔区AI+制造业示范工厂的柔性装配机器人集群。</w:t>
-      </w:r>
-    </w:p>
-    <w:p>
-      <w:r>
-        <w:rPr>
-          <w:rFonts w:ascii="Times New Roman" w:hAnsi="Times New Roman" w:eastAsia="宋体"/>
-          <w:i/>
-          <w:sz w:val="21"/>
-        </w:rPr>
-        <w:t>角度建议:探访黄埔AI产业园，呈现国产具身智能从实验室到产线的‘最后一公里’落地挑战</w:t>
+        <w:t>小米正式开源具身智能基座模型Xiaomi-Robotics-1，基于超10万小时UMI数据预训练，支持跨本体迁移学习，为家庭服务机器人提供低成本、高泛化能力的底层引擎。</w:t>
       </w:r>
     </w:p>
     <w:p>
@@ -1049,7 +657,7 @@
         </w:rPr>
         <w:t>链接:</w:t>
       </w:r>
-      <w:hyperlink r:id="rId23">
+      <w:hyperlink r:id="rId17">
         <w:r>
           <w:rPr>
             <w:color w:val="0563C1"/>
@@ -1069,7 +677,7 @@
           <w:b/>
           <w:sz w:val="24"/>
         </w:rPr>
-        <w:t>【B级·关注|本地】</w:t>
+        <w:t>【B级·关注】</w:t>
       </w:r>
       <w:r>
         <w:rPr>
@@ -1092,17 +700,7 @@
     </w:p>
     <w:p>
       <w:r>
-        <w:t>2026年以来国内AI眼镜密集推出14.9克级轻量化产品，行业转向场景深耕而非参数堆砌；广州视源股份、OPPO东莞研发中心正联合攻关AR镜片光学模组国产替代，推动成本下探30%。</w:t>
-      </w:r>
-    </w:p>
-    <w:p>
-      <w:r>
-        <w:rPr>
-          <w:rFonts w:ascii="Times New Roman" w:hAnsi="Times New Roman" w:eastAsia="宋体"/>
-          <w:i/>
-          <w:sz w:val="21"/>
-        </w:rPr>
-        <w:t>角度建议:对比深圳、东莞、广州三地AI眼镜产业链分工，揭示大湾区‘光学—算法—内容’协同创新生态</w:t>
+        <w:t>2026年以来，国内AI眼镜密集推出14.9克至40克轻量化产品，行业从参数堆砌转向场景深耕与佩戴体验优化，折射出消费级AI硬件进入理性迭代期。</w:t>
       </w:r>
     </w:p>
     <w:p>
@@ -1113,7 +711,7 @@
         </w:rPr>
         <w:t>链接:</w:t>
       </w:r>
-      <w:hyperlink r:id="rId24">
+      <w:hyperlink r:id="rId18">
         <w:r>
           <w:rPr>
             <w:color w:val="0563C1"/>
@@ -1130,20 +728,18 @@
       <w:r>
         <w:rPr>
           <w:rFonts w:ascii="Times New Roman" w:hAnsi="Times New Roman" w:eastAsia="黑体"/>
-          <w:b w:val="0"/>
-          <w:color w:val="888888"/>
+          <w:b/>
           <w:sz w:val="24"/>
         </w:rPr>
-        <w:t>【C级·参考|本地】</w:t>
+        <w:t>【B级·关注】</w:t>
       </w:r>
       <w:r>
         <w:rPr>
           <w:rFonts w:ascii="Times New Roman" w:hAnsi="Times New Roman" w:eastAsia="黑体"/>
-          <w:b w:val="0"/>
-          <w:color w:val="888888"/>
+          <w:b/>
           <w:sz w:val="24"/>
         </w:rPr>
-        <w:t>华为首款新国标 3C 移动电源发布：12000mAh 容量、支持离线查找，399 元</w:t>
+        <w:t>华为发布新款鸿蒙折叠电脑，支持手写笔，售价 24999 元起</w:t>
       </w:r>
     </w:p>
     <w:p>
@@ -1153,12 +749,12 @@
           <w:color w:val="888888"/>
           <w:sz w:val="18"/>
         </w:rPr>
-        <w:t>来源:IT之家 | 时间:08-05 17:20</w:t>
+        <w:t>来源:IT之家 | 时间:08-05 16:20</w:t>
       </w:r>
     </w:p>
     <w:p>
       <w:r>
-        <w:t>华为发布首款符合新国标GB/T 35580-2026的3C移动电源，支持鸿蒙设备离线查找功能；其电芯由惠州德赛电池供应，体现大湾区新能源产业链协同优势。</w:t>
+        <w:t>华为MateBook Fold非凡大师发布，全球首款18英寸手写折叠屏电脑，首发引入手写交互生态，定位专业创作与移动办公场景，售价24999元起。</w:t>
       </w:r>
     </w:p>
     <w:p>
@@ -1169,13 +765,69 @@
         </w:rPr>
         <w:t>链接:</w:t>
       </w:r>
-      <w:hyperlink r:id="rId25">
+      <w:hyperlink r:id="rId19">
         <w:r>
           <w:rPr>
             <w:color w:val="0563C1"/>
             <w:u w:val="single"/>
           </w:rPr>
-          <w:t>华为首款新国标 3C 移动电源发布：12000mAh 容量、支持离线查找，399 元</w:t>
+          <w:t>华为发布新款鸿蒙折叠电脑，支持手写笔，售价 24999 元起</w:t>
+        </w:r>
+      </w:hyperlink>
+    </w:p>
+    <w:p>
+      <w:pPr>
+        <w:pStyle w:val="Heading3"/>
+      </w:pPr>
+      <w:r>
+        <w:rPr>
+          <w:rFonts w:ascii="Times New Roman" w:hAnsi="Times New Roman" w:eastAsia="黑体"/>
+          <w:b w:val="0"/>
+          <w:color w:val="888888"/>
+          <w:sz w:val="24"/>
+        </w:rPr>
+        <w:t>【C级·参考】</w:t>
+      </w:r>
+      <w:r>
+        <w:rPr>
+          <w:rFonts w:ascii="Times New Roman" w:hAnsi="Times New Roman" w:eastAsia="黑体"/>
+          <w:b w:val="0"/>
+          <w:color w:val="888888"/>
+          <w:sz w:val="24"/>
+        </w:rPr>
+        <w:t>AI智能眼镜驶入增长快车道，谁将领跑下一代个人交互终端？</w:t>
+      </w:r>
+    </w:p>
+    <w:p>
+      <w:r>
+        <w:rPr>
+          <w:rFonts w:ascii="Times New Roman" w:hAnsi="Times New Roman" w:eastAsia="宋体"/>
+          <w:color w:val="888888"/>
+          <w:sz w:val="18"/>
+        </w:rPr>
+        <w:t>来源:Bing新闻 | 时间:08-04 11:17</w:t>
+      </w:r>
+    </w:p>
+    <w:p>
+      <w:r>
+        <w:t>NIQ GfK数据显示，2025年国内AI智能眼镜零售量达28.9万台，同比激增786%；产业链供给端爆发，华为、雷鸟、Rokid等厂商加速布局，终端形态向轻便化、专业化演进。</w:t>
+      </w:r>
+    </w:p>
+    <w:p>
+      <w:r>
+        <w:rPr>
+          <w:rFonts w:ascii="Times New Roman" w:hAnsi="Times New Roman" w:eastAsia="宋体"/>
+          <w:sz w:val="18"/>
+        </w:rPr>
+        <w:t>链接:</w:t>
+      </w:r>
+      <w:hyperlink r:id="rId20">
+        <w:r>
+          <w:rPr>
+            <w:color w:val="0563C1"/>
+            <w:u w:val="single"/>
+          </w:rPr>
+          <w:t>AI智能眼镜驶入增长快车道，谁将领跑下一代个人交互终端？</w:t>
         </w:r>
       </w:hyperlink>
     </w:p>
@@ -1202,7 +854,73 @@
           <w:color w:val="41D87E"/>
           <w:sz w:val="24"/>
         </w:rPr>
-        <w:t>【A级·线索|本地】</w:t>
+        <w:t>【A级·线索】</w:t>
+      </w:r>
+      <w:r>
+        <w:rPr>
+          <w:rFonts w:ascii="Times New Roman" w:hAnsi="Times New Roman" w:eastAsia="黑体"/>
+          <w:b/>
+          <w:color w:val="41D87E"/>
+          <w:sz w:val="24"/>
+        </w:rPr>
+        <w:t>比亚迪何志奇谈我国 L3/L4 自动驾驶系统安全强制性国标发布，称对认真做技术的企业也是保护</w:t>
+      </w:r>
+    </w:p>
+    <w:p>
+      <w:r>
+        <w:rPr>
+          <w:rFonts w:ascii="Times New Roman" w:hAnsi="Times New Roman" w:eastAsia="宋体"/>
+          <w:color w:val="888888"/>
+          <w:sz w:val="18"/>
+        </w:rPr>
+        <w:t>来源:IT之家 | 时间:08-05 17:50</w:t>
+      </w:r>
+    </w:p>
+    <w:p>
+      <w:r>
+        <w:t>我国首部L3/L4级智能网联汽车自动驾驶系统安全强制性国标（GB 44721—2026）拟于2027年7月1日起实施。比亚迪高管指出该标准将加速技术落地，同时为合规企业构筑公平竞争环境，避免“劣币驱逐良币”。</w:t>
+      </w:r>
+    </w:p>
+    <w:p>
+      <w:r>
+        <w:rPr>
+          <w:rFonts w:ascii="Times New Roman" w:hAnsi="Times New Roman" w:eastAsia="宋体"/>
+          <w:i/>
+          <w:sz w:val="21"/>
+        </w:rPr>
+        <w:t>角度建议:可联动广州南沙智能网联汽车测试区、广汽L3量产进展及深圳/东莞车企响应，突出广东作为全国智能驾驶政策与产业双高地的引领作用</w:t>
+      </w:r>
+    </w:p>
+    <w:p>
+      <w:r>
+        <w:rPr>
+          <w:rFonts w:ascii="Times New Roman" w:hAnsi="Times New Roman" w:eastAsia="宋体"/>
+          <w:sz w:val="18"/>
+        </w:rPr>
+        <w:t>链接:</w:t>
+      </w:r>
+      <w:hyperlink r:id="rId21">
+        <w:r>
+          <w:rPr>
+            <w:color w:val="0563C1"/>
+            <w:u w:val="single"/>
+          </w:rPr>
+          <w:t>比亚迪何志奇谈我国 L3/L4 自动驾驶系统安全强制性国标发布，称对认真做技术的企业也是保护</w:t>
+        </w:r>
+      </w:hyperlink>
+    </w:p>
+    <w:p>
+      <w:pPr>
+        <w:pStyle w:val="Heading3"/>
+      </w:pPr>
+      <w:r>
+        <w:rPr>
+          <w:rFonts w:ascii="Times New Roman" w:hAnsi="Times New Roman" w:eastAsia="黑体"/>
+          <w:b/>
+          <w:color w:val="41D87E"/>
+          <w:sz w:val="24"/>
+        </w:rPr>
+        <w:t>【A级·线索】</w:t>
       </w:r>
       <w:r>
         <w:rPr>
@@ -1226,7 +944,7 @@
     </w:p>
     <w:p>
       <w:r>
-        <w:t>华为尊界V800成为国内首批量产落地L3级自动驾驶架构的MPV，采用全栈自研智驾系统，支持城市NOA与高速NOA无缝切换，并通过工信部准入测试。该车已获深圳、广州等多地L3高阶智驾功能上路许可。</w:t>
+        <w:t>华为鸿蒙智行尊界V800成为行业首款基于L3级自动驾驶原生整车架构打造的MPV，全栈自研智驾系统深度耦合底盘、动力与感知硬件，支持城市NOA和高速领航功能。</w:t>
       </w:r>
     </w:p>
     <w:p>
@@ -1236,7 +954,7 @@
           <w:i/>
           <w:sz w:val="21"/>
         </w:rPr>
-        <w:t>角度建议:聚焦广州作为全国首批L3商用试点城市，采访广汽研究院及小鹏智驾中心专家，对比分析V800与本地车企智驾方案差异</w:t>
+        <w:t>角度建议:聚焦‘架构定义智驾’新范式，对比小鹏XNGP、理想AD Max等方案，延伸采访广汽研究院专家解读‘原生架构’对车路云一体化的支撑价值</w:t>
       </w:r>
     </w:p>
     <w:p>
@@ -1247,7 +965,7 @@
         </w:rPr>
         <w:t>链接:</w:t>
       </w:r>
-      <w:hyperlink r:id="rId26">
+      <w:hyperlink r:id="rId22">
         <w:r>
           <w:rPr>
             <w:color w:val="0563C1"/>
@@ -1267,7 +985,7 @@
           <w:b/>
           <w:sz w:val="24"/>
         </w:rPr>
-        <w:t>【B级·关注|本地】</w:t>
+        <w:t>【B级·关注】</w:t>
       </w:r>
       <w:r>
         <w:rPr>
@@ -1290,17 +1008,7 @@
     </w:p>
     <w:p>
       <w:r>
-        <w:t>享界G9为首款基于L3级架构设计的豪华硬派SUV，搭载华为全地形途灵平台，支持越野场景下的智能脱困与自动泊车；其预售启动恰逢广东加速建设低空经济试验区，与大湾区智能网联汽车产业集群形成协同。</w:t>
-      </w:r>
-    </w:p>
-    <w:p>
-      <w:r>
-        <w:rPr>
-          <w:rFonts w:ascii="Times New Roman" w:hAnsi="Times New Roman" w:eastAsia="宋体"/>
-          <w:i/>
-          <w:sz w:val="21"/>
-        </w:rPr>
-        <w:t>角度建议:联动广州南沙智能网联汽车测试区，实测G9在湿热多雨岭南路况下的全地形响应能力</w:t>
+        <w:t>享界G9作为首款L3级架构设计的豪华硬派SUV，首发搭载华为全地形途灵平台，集成越野智驾、三电冗余及离线高精地图能力，预售43.98万元起，直指高端越野市场空白。</w:t>
       </w:r>
     </w:p>
     <w:p>
@@ -1311,7 +1019,7 @@
         </w:rPr>
         <w:t>链接:</w:t>
       </w:r>
-      <w:hyperlink r:id="rId27">
+      <w:hyperlink r:id="rId23">
         <w:r>
           <w:rPr>
             <w:color w:val="0563C1"/>
@@ -1328,73 +1036,15 @@
       <w:r>
         <w:rPr>
           <w:rFonts w:ascii="Times New Roman" w:hAnsi="Times New Roman" w:eastAsia="黑体"/>
-          <w:b w:val="0"/>
-          <w:color w:val="888888"/>
+          <w:b/>
           <w:sz w:val="24"/>
         </w:rPr>
-        <w:t>【C级·参考|本地】</w:t>
+        <w:t>【B级·关注】</w:t>
       </w:r>
       <w:r>
         <w:rPr>
           <w:rFonts w:ascii="Times New Roman" w:hAnsi="Times New Roman" w:eastAsia="黑体"/>
-          <w:b w:val="0"/>
-          <w:color w:val="888888"/>
-          <w:sz w:val="24"/>
-        </w:rPr>
-        <w:t>比亚迪绍兴赛车场 &amp; 自然越野体验中心开业，设 9.5 公里高级越野道、1.6 公里专业赛道</w:t>
-      </w:r>
-    </w:p>
-    <w:p>
-      <w:r>
-        <w:rPr>
-          <w:rFonts w:ascii="Times New Roman" w:hAnsi="Times New Roman" w:eastAsia="宋体"/>
-          <w:color w:val="888888"/>
-          <w:sz w:val="18"/>
-        </w:rPr>
-        <w:t>来源:IT之家 | 时间:08-05 17:18</w:t>
-      </w:r>
-    </w:p>
-    <w:p>
-      <w:r>
-        <w:t>比亚迪首个赛车场+越野双综合体在绍兴启用，其技术验证体系将反哺广州南沙智能网联汽车测试基地的复杂路况算法迭代，尤其强化湿滑路面与隧道弱信号场景应对能力。</w:t>
-      </w:r>
-    </w:p>
-    <w:p>
-      <w:r>
-        <w:rPr>
-          <w:rFonts w:ascii="Times New Roman" w:hAnsi="Times New Roman" w:eastAsia="宋体"/>
-          <w:sz w:val="18"/>
-        </w:rPr>
-        <w:t>链接:</w:t>
-      </w:r>
-      <w:hyperlink r:id="rId28">
-        <w:r>
-          <w:rPr>
-            <w:color w:val="0563C1"/>
-            <w:u w:val="single"/>
-          </w:rPr>
-          <w:t>比亚迪绍兴赛车场 &amp; 自然越野体验中心开业，设 9.5 公里高级越野道、1.6 公里专业赛道</w:t>
-        </w:r>
-      </w:hyperlink>
-    </w:p>
-    <w:p>
-      <w:pPr>
-        <w:pStyle w:val="Heading3"/>
-      </w:pPr>
-      <w:r>
-        <w:rPr>
-          <w:rFonts w:ascii="Times New Roman" w:hAnsi="Times New Roman" w:eastAsia="黑体"/>
-          <w:b w:val="0"/>
-          <w:color w:val="888888"/>
-          <w:sz w:val="24"/>
-        </w:rPr>
-        <w:t>【C级·参考|本地】</w:t>
-      </w:r>
-      <w:r>
-        <w:rPr>
-          <w:rFonts w:ascii="Times New Roman" w:hAnsi="Times New Roman" w:eastAsia="黑体"/>
-          <w:b w:val="0"/>
-          <w:color w:val="888888"/>
+          <w:b/>
           <w:sz w:val="24"/>
         </w:rPr>
         <w:t>商务部宣布加强无人机相关两用物项对美国出口管制，对相关进口打印复印办公设备发起对外贸易国家安全立案调查</w:t>
@@ -1412,7 +1062,7 @@
     </w:p>
     <w:p>
       <w:r>
-        <w:t>商务部强化无人机两用物项对美出口管制，凸显低空经济战略安全属性；广州亿航智能、极飞科技等企业已启动关键部件国产化替代清单编制工作。</w:t>
+        <w:t>商务部依据《出口管制法》加强无人机相关两用物项对美出口管制，并对部分进口办公设备发起国家安全调查，凸显低空经济战略物资管控升级与供应链安全考量。</w:t>
       </w:r>
     </w:p>
     <w:p>
@@ -1423,7 +1073,7 @@
         </w:rPr>
         <w:t>链接:</w:t>
       </w:r>
-      <w:hyperlink r:id="rId29">
+      <w:hyperlink r:id="rId24">
         <w:r>
           <w:rPr>
             <w:color w:val="0563C1"/>
@@ -1452,18 +1102,20 @@
       <w:r>
         <w:rPr>
           <w:rFonts w:ascii="Times New Roman" w:hAnsi="Times New Roman" w:eastAsia="黑体"/>
-          <w:b/>
+          <w:b w:val="0"/>
+          <w:color w:val="888888"/>
           <w:sz w:val="24"/>
         </w:rPr>
-        <w:t>【B级·关注|本地】</w:t>
+        <w:t>【C级·参考】</w:t>
       </w:r>
       <w:r>
         <w:rPr>
           <w:rFonts w:ascii="Times New Roman" w:hAnsi="Times New Roman" w:eastAsia="黑体"/>
-          <w:b/>
+          <w:b w:val="0"/>
+          <w:color w:val="888888"/>
           <w:sz w:val="24"/>
         </w:rPr>
-        <w:t>7月微信小游戏畅销榜Top 100：《我的花园世界》登顶、三七6款入榜领跑</w:t>
+        <w:t>7058 → 4599 元：容声大冰象 603L 法式平嵌冰箱新低，双净双系统鲜嫩 30 天</w:t>
       </w:r>
     </w:p>
     <w:p>
@@ -1473,22 +1125,12 @@
           <w:color w:val="888888"/>
           <w:sz w:val="18"/>
         </w:rPr>
-        <w:t>来源:GameLook | 时间:08-05 11:00</w:t>
+        <w:t>来源:IT之家 | 时间:08-05 15:52</w:t>
       </w:r>
     </w:p>
     <w:p>
       <w:r>
-        <w:t>微信小游戏7月榜单洗牌剧烈，《我的花园世界》登顶，三七互娱6款产品入榜领跑；广州本土发行商创梦天地旗下《羊了个羊2》进入Top20，依托广府文化IP实现区域用户渗透率提升47%。</w:t>
-      </w:r>
-    </w:p>
-    <w:p>
-      <w:r>
-        <w:rPr>
-          <w:rFonts w:ascii="Times New Roman" w:hAnsi="Times New Roman" w:eastAsia="宋体"/>
-          <w:i/>
-          <w:sz w:val="21"/>
-        </w:rPr>
-        <w:t>角度建议:分析广府方言语音交互、骑楼建筑美术风格等本土化设计对小游戏下沉市场的撬动作用</w:t>
+        <w:t>容声大冰象603L法式平嵌冰箱京东直降超2400元，叠加国补与以旧换新补贴后低至4599元；其双净双系统技术主打30天食材保鲜，契合暑期家庭焕新需求。</w:t>
       </w:r>
     </w:p>
     <w:p>
@@ -1499,13 +1141,13 @@
         </w:rPr>
         <w:t>链接:</w:t>
       </w:r>
-      <w:hyperlink r:id="rId30">
+      <w:hyperlink r:id="rId25">
         <w:r>
           <w:rPr>
             <w:color w:val="0563C1"/>
             <w:u w:val="single"/>
           </w:rPr>
-          <w:t>7月微信小游戏畅销榜Top 100：《我的花园世界》登顶、三七6款入榜领跑</w:t>
+          <w:t>7058 → 4599 元：容声大冰象 603L 法式平嵌冰箱新低，双净双系统鲜嫩 30 天</w:t>
         </w:r>
       </w:hyperlink>
     </w:p>
@@ -1520,7 +1162,7 @@
           <w:color w:val="888888"/>
           <w:sz w:val="24"/>
         </w:rPr>
-        <w:t>【C级·参考|本地】</w:t>
+        <w:t>【C级·参考】</w:t>
       </w:r>
       <w:r>
         <w:rPr>
@@ -1529,7 +1171,7 @@
           <w:color w:val="888888"/>
           <w:sz w:val="24"/>
         </w:rPr>
-        <w:t>湖南网信通报网传“外卖员朝餐食吐口水”：系摆拍博流量，涉事 3 人已被行拘</w:t>
+        <w:t>5599 → 3799 元：美的酷省电 Ultra 大 3 匹空调京东直降，双排纯铜 + 美芝压缩机</w:t>
       </w:r>
     </w:p>
     <w:p>
@@ -1539,12 +1181,12 @@
           <w:color w:val="888888"/>
           <w:sz w:val="18"/>
         </w:rPr>
-        <w:t>来源:IT之家 | 时间:08-05 15:54</w:t>
+        <w:t>来源:IT之家 | 时间:08-05 15:32</w:t>
       </w:r>
     </w:p>
     <w:p>
       <w:r>
-        <w:t>湖南警方查实网传外卖员恶意行为系摆拍，涉事三人被行拘；该事件引发对平台算法压榨骑手、广州美团/饿了么本地站点已启动‘阳光配送’信用积分试点。</w:t>
+        <w:t>美的酷省电Ultra大3匹立式空调京东直降1800元，叠加以旧换新补贴后实付约4590元；采用双排纯铜冷凝器与美芝压缩机，主打高温制冷稳定性与节能性。</w:t>
       </w:r>
     </w:p>
     <w:p>
@@ -1555,13 +1197,13 @@
         </w:rPr>
         <w:t>链接:</w:t>
       </w:r>
-      <w:hyperlink r:id="rId31">
+      <w:hyperlink r:id="rId26">
         <w:r>
           <w:rPr>
             <w:color w:val="0563C1"/>
             <w:u w:val="single"/>
           </w:rPr>
-          <w:t>湖南网信通报网传“外卖员朝餐食吐口水”：系摆拍博流量，涉事 3 人已被行拘</w:t>
+          <w:t>5599 → 3799 元：美的酷省电 Ultra 大 3 匹空调京东直降，双排纯铜 + 美芝压缩机</w:t>
         </w:r>
       </w:hyperlink>
     </w:p>
@@ -1587,12 +1229,292 @@
           <w:b/>
           <w:sz w:val="24"/>
         </w:rPr>
-        <w:t>【B级·关注|本地】</w:t>
+        <w:t>【B级·关注】</w:t>
       </w:r>
       <w:r>
         <w:rPr>
           <w:rFonts w:ascii="Times New Roman" w:hAnsi="Times New Roman" w:eastAsia="黑体"/>
           <w:b/>
+          <w:sz w:val="24"/>
+        </w:rPr>
+        <w:t>7月微信小游戏畅销榜Top 100：《我的花园世界》登顶、三七6款入榜领跑</w:t>
+      </w:r>
+    </w:p>
+    <w:p>
+      <w:r>
+        <w:rPr>
+          <w:rFonts w:ascii="Times New Roman" w:hAnsi="Times New Roman" w:eastAsia="宋体"/>
+          <w:color w:val="888888"/>
+          <w:sz w:val="18"/>
+        </w:rPr>
+        <w:t>来源:GameLook | 时间:08-05 11:00</w:t>
+      </w:r>
+    </w:p>
+    <w:p>
+      <w:r>
+        <w:t>7月微信小游戏畅销榜迎来暑期洗牌，《我的花园世界》登顶榜首；三七互娱以6款产品入榜数量领跑，凸显其在休闲品类与买量运营上的持续优势。</w:t>
+      </w:r>
+    </w:p>
+    <w:p>
+      <w:r>
+        <w:rPr>
+          <w:rFonts w:ascii="Times New Roman" w:hAnsi="Times New Roman" w:eastAsia="宋体"/>
+          <w:sz w:val="18"/>
+        </w:rPr>
+        <w:t>链接:</w:t>
+      </w:r>
+      <w:hyperlink r:id="rId27">
+        <w:r>
+          <w:rPr>
+            <w:color w:val="0563C1"/>
+            <w:u w:val="single"/>
+          </w:rPr>
+          <w:t>7月微信小游戏畅销榜Top 100：《我的花园世界》登顶、三七6款入榜领跑</w:t>
+        </w:r>
+      </w:hyperlink>
+    </w:p>
+    <w:p>
+      <w:pPr>
+        <w:pStyle w:val="Heading3"/>
+      </w:pPr>
+      <w:r>
+        <w:rPr>
+          <w:rFonts w:ascii="Times New Roman" w:hAnsi="Times New Roman" w:eastAsia="黑体"/>
+          <w:b w:val="0"/>
+          <w:color w:val="888888"/>
+          <w:sz w:val="24"/>
+        </w:rPr>
+        <w:t>【C级·参考】</w:t>
+      </w:r>
+      <w:r>
+        <w:rPr>
+          <w:rFonts w:ascii="Times New Roman" w:hAnsi="Times New Roman" w:eastAsia="黑体"/>
+          <w:b w:val="0"/>
+          <w:color w:val="888888"/>
+          <w:sz w:val="24"/>
+        </w:rPr>
+        <w:t>《小丑牌》发行商“入手中国独游火了”！10年发行经验分享：爆款并不总是像爆款</w:t>
+      </w:r>
+    </w:p>
+    <w:p>
+      <w:r>
+        <w:rPr>
+          <w:rFonts w:ascii="Times New Roman" w:hAnsi="Times New Roman" w:eastAsia="宋体"/>
+          <w:color w:val="888888"/>
+          <w:sz w:val="18"/>
+        </w:rPr>
+        <w:t>来源:GameLook | 时间:08-05 10:59</w:t>
+      </w:r>
+    </w:p>
+    <w:p>
+      <w:r>
+        <w:t>《小丑牌》发行商分享中国独立游戏出海成功经验，强调本地化运营、社区共建与长线IP培育的重要性；指出‘爆款公式’失效，真实用户反馈才是产品迭代核心。</w:t>
+      </w:r>
+    </w:p>
+    <w:p>
+      <w:r>
+        <w:rPr>
+          <w:rFonts w:ascii="Times New Roman" w:hAnsi="Times New Roman" w:eastAsia="宋体"/>
+          <w:sz w:val="18"/>
+        </w:rPr>
+        <w:t>链接:</w:t>
+      </w:r>
+      <w:hyperlink r:id="rId28">
+        <w:r>
+          <w:rPr>
+            <w:color w:val="0563C1"/>
+            <w:u w:val="single"/>
+          </w:rPr>
+          <w:t>《小丑牌》发行商“入手中国独游火了”！10年发行经验分享：爆款并不总是像爆款</w:t>
+        </w:r>
+      </w:hyperlink>
+    </w:p>
+    <w:p>
+      <w:pPr>
+        <w:pStyle w:val="Heading3"/>
+      </w:pPr>
+      <w:r>
+        <w:rPr>
+          <w:rFonts w:ascii="Times New Roman" w:hAnsi="Times New Roman" w:eastAsia="黑体"/>
+          <w:b w:val="0"/>
+          <w:color w:val="888888"/>
+          <w:sz w:val="24"/>
+        </w:rPr>
+        <w:t>【C级·参考】</w:t>
+      </w:r>
+      <w:r>
+        <w:rPr>
+          <w:rFonts w:ascii="Times New Roman" w:hAnsi="Times New Roman" w:eastAsia="黑体"/>
+          <w:b w:val="0"/>
+          <w:color w:val="888888"/>
+          <w:sz w:val="24"/>
+        </w:rPr>
+        <w:t>金韬新作《阴阳师：云图》曝光！网易《剑心雕龙》项目组解散</w:t>
+      </w:r>
+    </w:p>
+    <w:p>
+      <w:r>
+        <w:rPr>
+          <w:rFonts w:ascii="Times New Roman" w:hAnsi="Times New Roman" w:eastAsia="宋体"/>
+          <w:color w:val="888888"/>
+          <w:sz w:val="18"/>
+        </w:rPr>
+        <w:t>来源:GameLook | 时间:08-05 10:58</w:t>
+      </w:r>
+    </w:p>
+    <w:p>
+      <w:r>
+        <w:t>网易旗下知名制作人金韬启动新IP《阴阳师：云图》，与此同时《剑心雕龙》项目组正式解散，反映头部厂商在存量市场中聚焦核心IP、收缩非战略项目的资源再分配逻辑。</w:t>
+      </w:r>
+    </w:p>
+    <w:p>
+      <w:r>
+        <w:rPr>
+          <w:rFonts w:ascii="Times New Roman" w:hAnsi="Times New Roman" w:eastAsia="宋体"/>
+          <w:sz w:val="18"/>
+        </w:rPr>
+        <w:t>链接:</w:t>
+      </w:r>
+      <w:hyperlink r:id="rId29">
+        <w:r>
+          <w:rPr>
+            <w:color w:val="0563C1"/>
+            <w:u w:val="single"/>
+          </w:rPr>
+          <w:t>金韬新作《阴阳师：云图》曝光！网易《剑心雕龙》项目组解散</w:t>
+        </w:r>
+      </w:hyperlink>
+    </w:p>
+    <w:p>
+      <w:pPr>
+        <w:pStyle w:val="Heading3"/>
+      </w:pPr>
+      <w:r>
+        <w:rPr>
+          <w:rFonts w:ascii="Times New Roman" w:hAnsi="Times New Roman" w:eastAsia="黑体"/>
+          <w:b w:val="0"/>
+          <w:color w:val="888888"/>
+          <w:sz w:val="24"/>
+        </w:rPr>
+        <w:t>【C级·参考】</w:t>
+      </w:r>
+      <w:r>
+        <w:rPr>
+          <w:rFonts w:ascii="Times New Roman" w:hAnsi="Times New Roman" w:eastAsia="黑体"/>
+          <w:b w:val="0"/>
+          <w:color w:val="888888"/>
+          <w:sz w:val="24"/>
+        </w:rPr>
+        <w:t>一场关于游戏IP的深度对谈——朱峰大师课·次世代预研会在上海举办</w:t>
+      </w:r>
+    </w:p>
+    <w:p>
+      <w:r>
+        <w:rPr>
+          <w:rFonts w:ascii="Times New Roman" w:hAnsi="Times New Roman" w:eastAsia="宋体"/>
+          <w:color w:val="888888"/>
+          <w:sz w:val="18"/>
+        </w:rPr>
+        <w:t>来源:GameLook | 时间:08-05 07:50</w:t>
+      </w:r>
+    </w:p>
+    <w:p>
+      <w:r>
+        <w:t>朱峰领衔的‘次世代预研会’在上海举办，聚焦游戏IP从创意到商业化的全周期管理，强调世界观构建、跨媒介叙事与玩家共创机制，为行业IP长效运营提供方法论。</w:t>
+      </w:r>
+    </w:p>
+    <w:p>
+      <w:r>
+        <w:rPr>
+          <w:rFonts w:ascii="Times New Roman" w:hAnsi="Times New Roman" w:eastAsia="宋体"/>
+          <w:sz w:val="18"/>
+        </w:rPr>
+        <w:t>链接:</w:t>
+      </w:r>
+      <w:hyperlink r:id="rId30">
+        <w:r>
+          <w:rPr>
+            <w:color w:val="0563C1"/>
+            <w:u w:val="single"/>
+          </w:rPr>
+          <w:t>一场关于游戏IP的深度对谈——朱峰大师课·次世代预研会在上海举办</w:t>
+        </w:r>
+      </w:hyperlink>
+    </w:p>
+    <w:p>
+      <w:pPr>
+        <w:pStyle w:val="Heading3"/>
+      </w:pPr>
+      <w:r>
+        <w:rPr>
+          <w:rFonts w:ascii="Times New Roman" w:hAnsi="Times New Roman" w:eastAsia="黑体"/>
+          <w:b w:val="0"/>
+          <w:color w:val="888888"/>
+          <w:sz w:val="24"/>
+        </w:rPr>
+        <w:t>【C级·参考】</w:t>
+      </w:r>
+      <w:r>
+        <w:rPr>
+          <w:rFonts w:ascii="Times New Roman" w:hAnsi="Times New Roman" w:eastAsia="黑体"/>
+          <w:b w:val="0"/>
+          <w:color w:val="888888"/>
+          <w:sz w:val="24"/>
+        </w:rPr>
+        <w:t>对话《坦克世界：征程》“最帅”制作人，不模仿前作，用英雄射击拥抱年轻玩家</w:t>
+      </w:r>
+    </w:p>
+    <w:p>
+      <w:r>
+        <w:rPr>
+          <w:rFonts w:ascii="Times New Roman" w:hAnsi="Times New Roman" w:eastAsia="宋体"/>
+          <w:color w:val="888888"/>
+          <w:sz w:val="18"/>
+        </w:rPr>
+        <w:t>来源:GameLook | 时间:08-05 04:24</w:t>
+      </w:r>
+    </w:p>
+    <w:p>
+      <w:r>
+        <w:t>《坦克世界：征程》制作人强调放弃传统载具拟真路径，转向‘英雄射击+战术协作’新范式，通过角色技能差异化与短局制设计吸引Z世代玩家，重构军事题材手游边界。</w:t>
+      </w:r>
+    </w:p>
+    <w:p>
+      <w:r>
+        <w:rPr>
+          <w:rFonts w:ascii="Times New Roman" w:hAnsi="Times New Roman" w:eastAsia="宋体"/>
+          <w:sz w:val="18"/>
+        </w:rPr>
+        <w:t>链接:</w:t>
+      </w:r>
+      <w:hyperlink r:id="rId31">
+        <w:r>
+          <w:rPr>
+            <w:color w:val="0563C1"/>
+            <w:u w:val="single"/>
+          </w:rPr>
+          <w:t>对话《坦克世界：征程》“最帅”制作人，不模仿前作，用英雄射击拥抱年轻玩家</w:t>
+        </w:r>
+      </w:hyperlink>
+    </w:p>
+    <w:p>
+      <w:pPr>
+        <w:pStyle w:val="Heading3"/>
+      </w:pPr>
+      <w:r>
+        <w:rPr>
+          <w:rFonts w:ascii="Times New Roman" w:hAnsi="Times New Roman" w:eastAsia="黑体"/>
+          <w:b w:val="0"/>
+          <w:color w:val="888888"/>
+          <w:sz w:val="24"/>
+        </w:rPr>
+        <w:t>【C级·参考】</w:t>
+      </w:r>
+      <w:r>
+        <w:rPr>
+          <w:rFonts w:ascii="Times New Roman" w:hAnsi="Times New Roman" w:eastAsia="黑体"/>
+          <w:b w:val="0"/>
+          <w:color w:val="888888"/>
           <w:sz w:val="24"/>
         </w:rPr>
         <w:t>CJ观察：从《超自然行动组》《鹅鸭杀》看，老牌游戏公司的新增长路径</w:t>
@@ -1610,17 +1532,7 @@
     </w:p>
     <w:p>
       <w:r>
-        <w:t>ChinaJoy现场，《鹅鸭杀》等社交竞技游戏热度高涨，折射出老牌厂商从MMO转向轻量化、强社交赛道的战略转型；广州趣丸科技旗下《TT语音》生态正孵化多款粤语配音休闲游戏。</w:t>
-      </w:r>
-    </w:p>
-    <w:p>
-      <w:r>
-        <w:rPr>
-          <w:rFonts w:ascii="Times New Roman" w:hAnsi="Times New Roman" w:eastAsia="宋体"/>
-          <w:i/>
-          <w:sz w:val="21"/>
-        </w:rPr>
-        <w:t>角度建议:对话趣丸TT语音广州总部，解码其依托大湾区电竞人才池构建‘游戏+语音+直播’闭环的本地化打法</w:t>
+        <w:t>ChinaJoy现场，《超自然行动组》《鹅鸭杀》等社交推理类游戏人气爆棚，印证老牌厂商正借‘轻量化+强社交+跨平台’策略激活存量用户，开辟第二增长曲线。</w:t>
       </w:r>
     </w:p>
     <w:p>
@@ -1648,18 +1560,20 @@
       <w:r>
         <w:rPr>
           <w:rFonts w:ascii="Times New Roman" w:hAnsi="Times New Roman" w:eastAsia="黑体"/>
-          <w:b/>
+          <w:b w:val="0"/>
+          <w:color w:val="888888"/>
           <w:sz w:val="24"/>
         </w:rPr>
-        <w:t>【B级·关注|本地】</w:t>
+        <w:t>【C级·参考】</w:t>
       </w:r>
       <w:r>
         <w:rPr>
           <w:rFonts w:ascii="Times New Roman" w:hAnsi="Times New Roman" w:eastAsia="黑体"/>
-          <w:b/>
+          <w:b w:val="0"/>
+          <w:color w:val="888888"/>
           <w:sz w:val="24"/>
         </w:rPr>
-        <w:t>一场关于游戏IP的深度对谈——朱峰大师课·次世代预研会在上海举办</w:t>
+        <w:t>一款抗日游戏炸场今年ChinaJoy？中日游戏“离奇上演CJ线下对线”！</w:t>
       </w:r>
     </w:p>
     <w:p>
@@ -1669,22 +1583,12 @@
           <w:color w:val="888888"/>
           <w:sz w:val="18"/>
         </w:rPr>
-        <w:t>来源:GameLook | 时间:08-05 07:50</w:t>
+        <w:t>来源:GameLook | 时间:08-04 11:09</w:t>
       </w:r>
     </w:p>
     <w:p>
       <w:r>
-        <w:t>朱峰大师课聚焦游戏IP工业化开发，强调‘地域文化基因’是破圈关键；其团队与广州粤剧院合作开发的粤剧题材3A手游《南音纪》已完成首轮玩法验证，预计2027年上线。</w:t>
-      </w:r>
-    </w:p>
-    <w:p>
-      <w:r>
-        <w:rPr>
-          <w:rFonts w:ascii="Times New Roman" w:hAnsi="Times New Roman" w:eastAsia="宋体"/>
-          <w:i/>
-          <w:sz w:val="21"/>
-        </w:rPr>
-        <w:t>角度建议:提前探访《南音纪》广州取景地陈家祠，记录非遗数字化对游戏叙事深度的赋能</w:t>
+        <w:t>某国产抗日题材游戏在Chinajoy引发热议，同期日本厂商展台亦设置历史主题互动区，形成微妙文化对话；折射游戏作为软实力载体，在历史叙事与青年认同中的张力。</w:t>
       </w:r>
     </w:p>
     <w:p>
@@ -1701,7 +1605,7 @@
             <w:color w:val="0563C1"/>
             <w:u w:val="single"/>
           </w:rPr>
-          <w:t>一场关于游戏IP的深度对谈——朱峰大师课·次世代预研会在上海举办</w:t>
+          <w:t>一款抗日游戏炸场今年ChinaJoy？中日游戏“离奇上演CJ线下对线”！</w:t>
         </w:r>
       </w:hyperlink>
     </w:p>
@@ -1716,7 +1620,7 @@
           <w:color w:val="888888"/>
           <w:sz w:val="24"/>
         </w:rPr>
-        <w:t>【C级·参考|本地】</w:t>
+        <w:t>【C级·参考】</w:t>
       </w:r>
       <w:r>
         <w:rPr>
@@ -1725,7 +1629,7 @@
           <w:color w:val="888888"/>
           <w:sz w:val="24"/>
         </w:rPr>
-        <w:t>《小丑牌》发行商“入手中国独游火了”！10年发行经验分享：爆款并不总是像爆款</w:t>
+        <w:t>《明末》一周年，夏思源现身Chinajoy言谈谨慎：“没有遗憾，只有感恩”</w:t>
       </w:r>
     </w:p>
     <w:p>
@@ -1735,12 +1639,12 @@
           <w:color w:val="888888"/>
           <w:sz w:val="18"/>
         </w:rPr>
-        <w:t>来源:GameLook | 时间:08-05 10:59</w:t>
+        <w:t>来源:GameLook | 时间:08-04 10:56</w:t>
       </w:r>
     </w:p>
     <w:p>
       <w:r>
-        <w:t>《小丑牌》发行商分享独立游戏出海经验，强调文化适配与本地化运营；其广州工作室正推进粤语配音版《羊了个羊》海外发行，首周下载量突破80万。</w:t>
+        <w:t>《明末：渊虚之羽》制作人夏思源在Chinajoy回顾一年历程，强调文化考据与玩法创新平衡；其与505 Games合作模式，为国产单机出海提供‘内容+发行’协同样本。</w:t>
       </w:r>
     </w:p>
     <w:p>
@@ -1757,7 +1661,7 @@
             <w:color w:val="0563C1"/>
             <w:u w:val="single"/>
           </w:rPr>
-          <w:t>《小丑牌》发行商“入手中国独游火了”！10年发行经验分享：爆款并不总是像爆款</w:t>
+          <w:t>《明末》一周年，夏思源现身Chinajoy言谈谨慎：“没有遗憾，只有感恩”</w:t>
         </w:r>
       </w:hyperlink>
     </w:p>
@@ -1772,72 +1676,6 @@
         </w:rPr>
         <w:t>消费/以旧换新/新餐饮</w:t>
       </w:r>
-    </w:p>
-    <w:p>
-      <w:pPr>
-        <w:pStyle w:val="Heading3"/>
-      </w:pPr>
-      <w:r>
-        <w:rPr>
-          <w:rFonts w:ascii="Times New Roman" w:hAnsi="Times New Roman" w:eastAsia="黑体"/>
-          <w:b/>
-          <w:color w:val="41D87E"/>
-          <w:sz w:val="24"/>
-        </w:rPr>
-        <w:t>【A级·线索|本地】</w:t>
-      </w:r>
-      <w:r>
-        <w:rPr>
-          <w:rFonts w:ascii="Times New Roman" w:hAnsi="Times New Roman" w:eastAsia="黑体"/>
-          <w:b/>
-          <w:color w:val="41D87E"/>
-          <w:sz w:val="24"/>
-        </w:rPr>
-        <w:t>广东立法规范消费乱象</w:t>
-      </w:r>
-    </w:p>
-    <w:p>
-      <w:r>
-        <w:rPr>
-          <w:rFonts w:ascii="Times New Roman" w:hAnsi="Times New Roman" w:eastAsia="宋体"/>
-          <w:color w:val="888888"/>
-          <w:sz w:val="18"/>
-        </w:rPr>
-        <w:t>来源:Bing新闻 | 时间:08-05 10:20</w:t>
-      </w:r>
-    </w:p>
-    <w:p>
-      <w:r>
-        <w:t>《广东省消费者权益保护条例》正式出台，首次以地方立法形式规制老年人欺诈营销、预付式消费‘跑路’等痛点问题，明确‘以旧换新’补贴申领全流程监管要求，将于10月1日起施行。</w:t>
-      </w:r>
-    </w:p>
-    <w:p>
-      <w:r>
-        <w:rPr>
-          <w:rFonts w:ascii="Times New Roman" w:hAnsi="Times New Roman" w:eastAsia="宋体"/>
-          <w:i/>
-          <w:sz w:val="21"/>
-        </w:rPr>
-        <w:t>角度建议:选取广州天河城、北京路商圈开展暗访，检验新规对美容美发、教培等高频‘跑路’行业的即时约束力</w:t>
-      </w:r>
-    </w:p>
-    <w:p>
-      <w:r>
-        <w:rPr>
-          <w:rFonts w:ascii="Times New Roman" w:hAnsi="Times New Roman" w:eastAsia="宋体"/>
-          <w:sz w:val="18"/>
-        </w:rPr>
-        <w:t>链接:</w:t>
-      </w:r>
-      <w:hyperlink r:id="rId35">
-        <w:r>
-          <w:rPr>
-            <w:color w:val="0563C1"/>
-            <w:u w:val="single"/>
-          </w:rPr>
-          <w:t>广东立法规范消费乱象</w:t>
-        </w:r>
-      </w:hyperlink>
     </w:p>
     <w:p>
       <w:pPr>
@@ -1874,7 +1712,7 @@
     </w:p>
     <w:p>
       <w:r>
-        <w:t>《广东省促进粤港澳大湾区消费者权益保护协作规定》同步施行，首创‘湾区消费维权一体化平台’，支持港澳居民在粤消费纠纷线上调解、异地取证与结果互认，覆盖广深港高铁沿线23个重点商圈。</w:t>
+        <w:t>《广东省促进粤港澳大湾区消费者权益保护协作规定》将于10月1日施行，首创跨境消费纠纷‘一网通办、两地互认、结果共享’机制，覆盖港澳居民北上及内地居民南下高频消费场景。</w:t>
       </w:r>
     </w:p>
     <w:p>
@@ -1884,7 +1722,7 @@
           <w:i/>
           <w:sz w:val="21"/>
         </w:rPr>
-        <w:t>角度建议:跟踪首例横琴澳门居民投诉珠海餐饮店事件，观察‘一平台三机制’（调解、仲裁、诉讼）实际运行效能</w:t>
+        <w:t>角度建议:紧扣广州北京路、深圳前海、珠海横琴等湾区核心商圈，采访广深港高铁沿线商户、港澳游客及消委会，呈现‘湾区消费共同体’落地实效</w:t>
       </w:r>
     </w:p>
     <w:p>
@@ -1895,7 +1733,7 @@
         </w:rPr>
         <w:t>链接:</w:t>
       </w:r>
-      <w:hyperlink r:id="rId36">
+      <w:hyperlink r:id="rId35">
         <w:r>
           <w:rPr>
             <w:color w:val="0563C1"/>
@@ -1913,17 +1751,19 @@
         <w:rPr>
           <w:rFonts w:ascii="Times New Roman" w:hAnsi="Times New Roman" w:eastAsia="黑体"/>
           <w:b/>
+          <w:color w:val="41D87E"/>
           <w:sz w:val="24"/>
         </w:rPr>
-        <w:t>【B级·关注|本地】</w:t>
+        <w:t>【A级·线索|本地】</w:t>
       </w:r>
       <w:r>
         <w:rPr>
           <w:rFonts w:ascii="Times New Roman" w:hAnsi="Times New Roman" w:eastAsia="黑体"/>
           <w:b/>
+          <w:color w:val="41D87E"/>
           <w:sz w:val="24"/>
         </w:rPr>
-        <w:t>7058 → 4599 元：容声大冰象 603L 法式平嵌冰箱新低，双净双系统鲜嫩 30 天</w:t>
+        <w:t>广东立法促进粤港澳大湾区消费者权益保护</w:t>
       </w:r>
     </w:p>
     <w:p>
@@ -1933,12 +1773,12 @@
           <w:color w:val="888888"/>
           <w:sz w:val="18"/>
         </w:rPr>
-        <w:t>来源:IT之家 | 时间:08-05 15:52</w:t>
+        <w:t>来源:Bing新闻 | 时间:08-05 01:00</w:t>
       </w:r>
     </w:p>
     <w:p>
       <w:r>
-        <w:t>容声冰箱借国补+以旧换新政策直降2459元，叠加‘厨房小电’品类补贴，成为广州家电以旧换新活动爆款；其平嵌设计适配岭南老城区小户型改造需求，销量环比增长210%。</w:t>
+        <w:t>广东省人大审议通过《广东省促进粤港澳大湾区消费者权益保护协作规定》，明确建立大湾区消费维权协作平台、跨境调解专家库及快速赔付机制，破解‘同质不同权’难题。</w:t>
       </w:r>
     </w:p>
     <w:p>
@@ -1948,7 +1788,61 @@
           <w:i/>
           <w:sz w:val="21"/>
         </w:rPr>
-        <w:t>角度建议:走访广州越秀区旧改社区，调研平嵌家电对‘微改造’家庭空间利用率提升的实际价值</w:t>
+        <w:t>角度建议:联动广州天河路商圈、澳门金沙消费投诉案例，制作‘湾区维权一日通’短视频，展现法规如何缩短跨境退换货周期</w:t>
+      </w:r>
+    </w:p>
+    <w:p>
+      <w:r>
+        <w:rPr>
+          <w:rFonts w:ascii="Times New Roman" w:hAnsi="Times New Roman" w:eastAsia="宋体"/>
+          <w:sz w:val="18"/>
+        </w:rPr>
+        <w:t>链接:</w:t>
+      </w:r>
+      <w:hyperlink r:id="rId36">
+        <w:r>
+          <w:rPr>
+            <w:color w:val="0563C1"/>
+            <w:u w:val="single"/>
+          </w:rPr>
+          <w:t>广东立法促进粤港澳大湾区消费者权益保护</w:t>
+        </w:r>
+      </w:hyperlink>
+    </w:p>
+    <w:p>
+      <w:pPr>
+        <w:pStyle w:val="Heading3"/>
+      </w:pPr>
+      <w:r>
+        <w:rPr>
+          <w:rFonts w:ascii="Times New Roman" w:hAnsi="Times New Roman" w:eastAsia="黑体"/>
+          <w:b/>
+          <w:sz w:val="24"/>
+        </w:rPr>
+        <w:t>【B级·关注】</w:t>
+      </w:r>
+      <w:r>
+        <w:rPr>
+          <w:rFonts w:ascii="Times New Roman" w:hAnsi="Times New Roman" w:eastAsia="黑体"/>
+          <w:b/>
+          <w:sz w:val="24"/>
+        </w:rPr>
+        <w:t>湖南网信通报网传“外卖员朝餐食吐口水”：系摆拍博流量，涉事 3 人已被行拘</w:t>
+      </w:r>
+    </w:p>
+    <w:p>
+      <w:r>
+        <w:rPr>
+          <w:rFonts w:ascii="Times New Roman" w:hAnsi="Times New Roman" w:eastAsia="宋体"/>
+          <w:color w:val="888888"/>
+          <w:sz w:val="18"/>
+        </w:rPr>
+        <w:t>来源:IT之家 | 时间:08-05 15:54</w:t>
+      </w:r>
+    </w:p>
+    <w:p>
+      <w:r>
+        <w:t>湖南网信办联合警方查实网传“外卖员吐口水”视频为三人蓄意摆拍博流量，涉事人员已被行政拘留，相关账号关停；事件暴露平台内容审核与骑手权益保障双重痛点。</w:t>
       </w:r>
     </w:p>
     <w:p>
@@ -1965,63 +1859,7 @@
             <w:color w:val="0563C1"/>
             <w:u w:val="single"/>
           </w:rPr>
-          <w:t>7058 → 4599 元：容声大冰象 603L 法式平嵌冰箱新低，双净双系统鲜嫩 30 天</w:t>
-        </w:r>
-      </w:hyperlink>
-    </w:p>
-    <w:p>
-      <w:pPr>
-        <w:pStyle w:val="Heading3"/>
-      </w:pPr>
-      <w:r>
-        <w:rPr>
-          <w:rFonts w:ascii="Times New Roman" w:hAnsi="Times New Roman" w:eastAsia="黑体"/>
-          <w:b w:val="0"/>
-          <w:color w:val="888888"/>
-          <w:sz w:val="24"/>
-        </w:rPr>
-        <w:t>【C级·参考|本地】</w:t>
-      </w:r>
-      <w:r>
-        <w:rPr>
-          <w:rFonts w:ascii="Times New Roman" w:hAnsi="Times New Roman" w:eastAsia="黑体"/>
-          <w:b w:val="0"/>
-          <w:color w:val="888888"/>
-          <w:sz w:val="24"/>
-        </w:rPr>
-        <w:t>5599 → 3799 元：美的酷省电 Ultra 大 3 匹空调京东直降，双排纯铜 + 美芝压缩机</w:t>
-      </w:r>
-    </w:p>
-    <w:p>
-      <w:r>
-        <w:rPr>
-          <w:rFonts w:ascii="Times New Roman" w:hAnsi="Times New Roman" w:eastAsia="宋体"/>
-          <w:color w:val="888888"/>
-          <w:sz w:val="18"/>
-        </w:rPr>
-        <w:t>来源:IT之家 | 时间:08-05 15:32</w:t>
-      </w:r>
-    </w:p>
-    <w:p>
-      <w:r>
-        <w:t>美的空调借以旧换新补贴直降1800元，其美芝压缩机产自佛山顺德基地，适配岭南高温高湿气候；广州苏宁易购数据显示，该机型在旧房改造订单中占比达34%。</w:t>
-      </w:r>
-    </w:p>
-    <w:p>
-      <w:r>
-        <w:rPr>
-          <w:rFonts w:ascii="Times New Roman" w:hAnsi="Times New Roman" w:eastAsia="宋体"/>
-          <w:sz w:val="18"/>
-        </w:rPr>
-        <w:t>链接:</w:t>
-      </w:r>
-      <w:hyperlink r:id="rId38">
-        <w:r>
-          <w:rPr>
-            <w:color w:val="0563C1"/>
-            <w:u w:val="single"/>
-          </w:rPr>
-          <w:t>5599 → 3799 元：美的酷省电 Ultra 大 3 匹空调京东直降，双排纯铜 + 美芝压缩机</w:t>
+          <w:t>湖南网信通报网传“外卖员朝餐食吐口水”：系摆拍博流量，涉事 3 人已被行拘</w:t>
         </w:r>
       </w:hyperlink>
     </w:p>
@@ -2051,7 +1889,7 @@
           <w:rFonts w:ascii="Times New Roman" w:hAnsi="Times New Roman" w:eastAsia="宋体"/>
           <w:sz w:val="18"/>
         </w:rPr>
-        <w:t>IT之家(60)、GameLook(16)、HackerNews(6)、Bing新闻(10)</w:t>
+        <w:t>IT之家(60)、GameLook(16)、HackerNews(6)、Bing新闻(9)</w:t>
       </w:r>
     </w:p>
     <w:p>
